--- a/Getaran-Mekanik/Modul-Word/Modul-6-Eksitasi-Base-Motion-dan-Rotating-Unbalance.docx
+++ b/Getaran-Mekanik/Modul-Word/Modul-6-Eksitasi-Base-Motion-dan-Rotating-Unbalance.docx
@@ -10460,9 +10460,11 @@
     <w:sectPr>
       <w:headerReference w:type="default" r:id="rId15"/>
       <w:footerReference w:type="default" r:id="rId16"/>
+      <w:footerReference w:type="first" r:id="rId29"/>
       <w:pgSz w:w="11906" w:h="16838" w:code="9"/>
       <w:pgMar w:top="1701" w:right="1418" w:bottom="1418" w:left="1701" w:header="709" w:footer="709" w:gutter="0"/>
       <w:cols w:space="708"/>
+      <w:titlePg/>
       <w:docGrid w:linePitch="360"/>
     </w:sectPr>
   </w:body>
@@ -11017,6 +11019,16 @@
         </mc:Fallback>
       </mc:AlternateContent>
     </w:r>
+  </w:p>
+</w:ftr>
+</file>
+
+<file path=word/footer2.xml><?xml version="1.0" encoding="utf-8"?>
+<w:ftr xmlns:m="http://schemas.openxmlformats.org/officeDocument/2006/math" xmlns:mc="http://schemas.openxmlformats.org/markup-compatibility/2006" xmlns:mo="http://schemas.microsoft.com/office/mac/office/2008/main" xmlns:mv="urn:schemas-microsoft-com:mac:vml" xmlns:o="urn:schemas-microsoft-com:office:office" xmlns:r="http://schemas.openxmlformats.org/officeDocument/2006/relationships" xmlns:v="urn:schemas-microsoft-com:vml" xmlns:w10="urn:schemas-microsoft-com:office:word" xmlns:w14="http://schemas.microsoft.com/office/word/2010/wordml" xmlns:w="http://schemas.openxmlformats.org/wordprocessingml/2006/main" xmlns:wne="http://schemas.microsoft.com/office/word/2006/wordml" xmlns:wp14="http://schemas.microsoft.com/office/word/2010/wordprocessingDrawing" xmlns:wp="http://schemas.openxmlformats.org/drawingml/2006/wordprocessingDrawing" xmlns:wpc="http://schemas.microsoft.com/office/word/2010/wordprocessingCanvas" xmlns:wpg="http://schemas.microsoft.com/office/word/2010/wordprocessingGroup" xmlns:wpi="http://schemas.microsoft.com/office/word/2010/wordprocessingInk" xmlns:wps="http://schemas.microsoft.com/office/word/2010/wordprocessingShape" mc:Ignorable="w14 wp14">
+  <w:p>
+    <w:pPr>
+      <w:pStyle w:val="Footer"/>
+    </w:pPr>
   </w:p>
 </w:ftr>
 </file>

--- a/Getaran-Mekanik/Modul-Word/Modul-6-Eksitasi-Base-Motion-dan-Rotating-Unbalance.docx
+++ b/Getaran-Mekanik/Modul-Word/Modul-6-Eksitasi-Base-Motion-dan-Rotating-Unbalance.docx
@@ -468,7 +468,7 @@
                                 <w:szCs w:val="20"/>
                                 <w:lang w:val="fi-FI"/>
                               </w:rPr>
-                              <w:t xml:space="preserve">Sub-CPMK 2.1 – Memahami dan menerapkan Getaran Bebas Tanpa Redaman di sistem Rotasi</w:t>
+                              <w:t xml:space="preserve">Sub-CPMK 3.2 – Memahami dan menerapkan Respons getaran bebas tanpa redaman dengan eksitasi</w:t>
                             </w:r>
                             <w:r>
                               <w:rPr>
@@ -523,7 +523,7 @@
                           <w:szCs w:val="20"/>
                           <w:lang w:val="fi-FI"/>
                         </w:rPr>
-                        <w:t xml:space="preserve">Sub-CPMK 2.1 – Memahami dan menerapkan Getaran Bebas Tanpa Redaman di sistem Rotasi</w:t>
+                        <w:t xml:space="preserve">Sub-CPMK 3.2 – Memahami dan menerapkan Respons getaran bebas tanpa redaman dengan eksitasi</w:t>
                       </w:r>
                       <w:r>
                         <w:rPr>
@@ -2767,16 +2767,16 @@
           <w:i w:val="0"/>
           <w:sz w:val="22"/>
         </w:rPr>
-        <w:t xml:space="preserve">Sub-CPMK 2.1: </w:t>
-      </w:r>
-      <w:r>
-        <w:rPr>
-          <w:rFonts w:ascii="Arial" w:hAnsi="Arial" w:cs="Arial"/>
-          <w:b w:val="0"/>
-          <w:i w:val="0"/>
-          <w:sz w:val="22"/>
-        </w:rPr>
-        <w:t>memahami dan menerapkan konsep eksitasi tidak langsung pada sistem getaran rotasi, mencakup base motion (pondasi bergerak) dan rotating unbalance (massa eksentrik berputar), serta menerapkan transmissibility perpindahan dan faktor pembesaran untuk analisis dan desain isolasi getaran pada permasalahan rekayasa mesin (CPMK 2).</w:t>
+        <w:t xml:space="preserve">Sub-CPMK 3.2: </w:t>
+      </w:r>
+      <w:r>
+        <w:rPr>
+          <w:rFonts w:ascii="Arial" w:hAnsi="Arial" w:cs="Arial"/>
+          <w:b w:val="0"/>
+          <w:i w:val="0"/>
+          <w:sz w:val="22"/>
+        </w:rPr>
+        <w:t>Memahami dan menerapkan Respons getaran bebas tanpa redaman dengan eksitasi, yaitu menurunkan persamaan gerak dan respons steady-state untuk dua sumber eksitasi praktis — base motion (pondasi bergerak) dan rotating unbalance (massa eksentrik berputar) — serta menerapkan transmissibility perpindahan dan faktor pembesaran untuk analisis dan desain isolasi getaran pada permasalahan rekayasa mesin (CPMK 3).</w:t>
       </w:r>
     </w:p>
     <w:p>

--- a/Getaran-Mekanik/Modul-Word/Modul-6-Eksitasi-Base-Motion-dan-Rotating-Unbalance.docx
+++ b/Getaran-Mekanik/Modul-Word/Modul-6-Eksitasi-Base-Motion-dan-Rotating-Unbalance.docx
@@ -2776,7 +2776,7 @@
           <w:i w:val="0"/>
           <w:sz w:val="22"/>
         </w:rPr>
-        <w:t>Memahami dan menerapkan Respons getaran bebas tanpa redaman dengan eksitasi, yaitu menurunkan persamaan gerak dan respons steady-state untuk dua sumber eksitasi praktis — base motion (pondasi bergerak) dan rotating unbalance (massa eksentrik berputar) — serta menerapkan transmissibility perpindahan dan faktor pembesaran untuk analisis dan desain isolasi getaran pada permasalahan rekayasa mesin (CPMK 3).</w:t>
+        <w:t xml:space="preserve">Memahami dan menerapkan Respons getaran bebas tanpa redaman dengan eksitasi, yaitu menurunkan persamaan gerak dan respons steady-state untuk dua sumber eksitasi praktis, base motion (pondasi bergerak) dan rotating unbalance (massa eksentrik berputar), serta menerapkan transmissibility perpindahan dan faktor pembesaran untuk analisis dan desain isolasi getaran pada permasalahan rekayasa mesin (CPMK 3).</w:t>
       </w:r>
     </w:p>
     <w:p>
@@ -7268,7 +7268,7 @@
           <w:i w:val="0"/>
           <w:sz w:val="22"/>
         </w:rPr>
-        <w:t>Empat Cell Python berikut mengimplementasikan konsep kunci Pertemuan 6: setup parameter base motion dan perhitungan transmissibility (Cell 1), plot kurva Td(r,ζ) untuk base motion (Cell 2), faktor pembesaran R untuk rotating unbalance (Cell 3), dan simulasi run-up turbin dengan integrasi ODE (Cell 4). Semua langsung runnable di Jupyter dalam VS Code dengan environment conda getaran_mekanik. Gambar 8 menunjukkan cuplikan Cell 1 yang menghitung parameter dinamik dasar beserta Td pada skenario suspensi mobil.</w:t>
+        <w:t xml:space="preserve">Empat Cell Python berikut mengimplementasikan konsep kunci Pertemuan 6: setup parameter base motion dan perhitungan transmissibility (Cell 1), plot kurva Td(r,ζ) untuk base motion (Cell 2), faktor pembesaran R untuk rotating unbalance (Cell 3), dan simulasi run-up turbin dengan integrasi ODE (Cell 4). Semua langsung runnable di Jupyter dalam VS Code dengan environment conda getaran_mekanik. Gambar 8 menunjukkan potongan Cell 1 yang menghitung parameter dinamik dasar beserta Td pada skenario suspensi mobil.</w:t>
       </w:r>
     </w:p>
     <w:p>
@@ -7349,7 +7349,7 @@
           <w:color w:val="444444"/>
           <w:sz w:val="20"/>
         </w:rPr>
-        <w:t>Gambar 8. Cuplikan Cell 1: perhitungan parameter dinamik base motion (ωn, ζ, r, Td, X) dari m, k, c, Y menggunakan NumPy.</w:t>
+        <w:t xml:space="preserve">Gambar 8. Potongan Cell 1: perhitungan parameter dinamik base motion (ωn, ζ, r, Td, X) dari m, k, c, Y menggunakan NumPy.</w:t>
       </w:r>
     </w:p>
     <w:p>

--- a/Getaran-Mekanik/Modul-Word/Modul-6-Eksitasi-Base-Motion-dan-Rotating-Unbalance.docx
+++ b/Getaran-Mekanik/Modul-Word/Modul-6-Eksitasi-Base-Motion-dan-Rotating-Unbalance.docx
@@ -1379,7 +1379,7 @@
                                 <w:szCs w:val="20"/>
                                 <w:lang w:val="en-US"/>
                               </w:rPr>
-                              <w:t>myclass.mercubuana.ac.id</w:t>
+                              <w:t xml:space="preserve">myclass.mercubuana.ac·id</w:t>
                             </w:r>
                           </w:p>
                         </w:txbxContent>
@@ -1426,7 +1426,7 @@
                           <w:szCs w:val="20"/>
                           <w:lang w:val="en-US"/>
                         </w:rPr>
-                        <w:t>myclass.mercubuana.ac.id</w:t>
+                        <w:t xml:space="preserve">myclass.mercubuana.ac·id</w:t>
                       </w:r>
                     </w:p>
                   </w:txbxContent>
@@ -2512,7 +2512,7 @@
                                 <w:sz w:val="20"/>
                                 <w:szCs w:val="20"/>
                               </w:rPr>
-                              <w:t>www.mercubuana.ac.id</w:t>
+                              <w:t xml:space="preserve">www.mercubuana.ac·id</w:t>
                             </w:r>
                           </w:p>
                         </w:txbxContent>
@@ -2558,7 +2558,7 @@
                           <w:sz w:val="20"/>
                           <w:szCs w:val="20"/>
                         </w:rPr>
-                        <w:t>www.mercubuana.ac.id</w:t>
+                        <w:t xml:space="preserve">www.mercubuana.ac·id</w:t>
                       </w:r>
                     </w:p>
                   </w:txbxContent>
@@ -2945,6 +2945,15 @@
         </w:rPr>
         <w:t>Pada base excitation, gaya tidak diaplikasikan langsung ke massa. Sebaliknya, pondasi bergerak harmonik y(t) = Y sin(ωt), dan massa M merasakan getaran karena pegas (k) dan peredam (c) menghubungkan keduanya. Pegas memberikan gaya proporsional terhadap perpindahan relatif (x−y), dan peredam terhadap kecepatan relatif (ẋ−ẏ), sehingga persamaan kesetimbangan gaya pada massa menghasilkan persamaan gerak berikut.</w:t>
       </w:r>
+      <w:r>
+        <w:rPr>
+          <w:rFonts w:ascii="Arial" w:hAnsi="Arial" w:cs="Arial"/>
+          <w:b w:val="0"/>
+          <w:i w:val="0"/>
+          <w:sz w:val="22"/>
+        </w:rPr>
+        <w:t xml:space="preserve"> Hubungan ini dirangkum dalam Persamaan (1).</w:t>
+      </w:r>
     </w:p>
     <w:p>
       <w:pPr>
@@ -2961,6 +2970,16 @@
         </w:rPr>
         <w:t>m·ẍ + c·(ẋ−ẏ) + k·(x−y) = 0</w:t>
       </w:r>
+      <w:r>
+        <w:rPr>
+          <w:rFonts w:ascii="Arial" w:hAnsi="Arial" w:cs="Arial"/>
+          <w:b/>
+          <w:i/>
+          <w:color w:val="305496"/>
+          <w:sz w:val="22"/>
+        </w:rPr>
+        <w:t xml:space="preserve">   (1)</w:t>
+      </w:r>
     </w:p>
     <w:p>
       <w:pPr>
@@ -2976,6 +2995,15 @@
         </w:rPr>
         <w:t>Substitusi y(t) = Y sin(ωt) dan ẏ(t) = Yω cos(ωt) ke persamaan di atas, lalu memindahkan suku yang mengandung y ke ruas kanan, menghasilkan bentuk persamaan gerak standar dengan gaya efektif di ruas kanan berasal dari gerakan pondasi.</w:t>
       </w:r>
+      <w:r>
+        <w:rPr>
+          <w:rFonts w:ascii="Arial" w:hAnsi="Arial" w:cs="Arial"/>
+          <w:b w:val="0"/>
+          <w:i w:val="0"/>
+          <w:sz w:val="22"/>
+        </w:rPr>
+        <w:t xml:space="preserve"> Bentuk ringkasnya dituliskan pada Persamaan (2).</w:t>
+      </w:r>
     </w:p>
     <w:p>
       <w:pPr>
@@ -2992,6 +3020,16 @@
         </w:rPr>
         <w:t>m·ẍ + c·ẋ + k·x = kY·sin(ωt) + cYω·cos(ωt)</w:t>
       </w:r>
+      <w:r>
+        <w:rPr>
+          <w:rFonts w:ascii="Arial" w:hAnsi="Arial" w:cs="Arial"/>
+          <w:b/>
+          <w:i/>
+          <w:color w:val="305496"/>
+          <w:sz w:val="22"/>
+        </w:rPr>
+        <w:t xml:space="preserve">   (2)</w:t>
+      </w:r>
     </w:p>
     <w:p>
       <w:pPr>
@@ -3016,6 +3054,15 @@
         </w:rPr>
         <w:t>Ruas kanan adalah gaya efektif Feff(t) yang berasal dari pondasi. Karena dua suku pada Feff(t) tegak lurus dalam fase (satu suku sinus, satu suku cosinus dengan frekuensi sama), magnitudonya dihitung dengan menjumlahkan kuadrat amplitudo masing-masing suku, menghasilkan magnitudo gaya efektif berikut.</w:t>
       </w:r>
+      <w:r>
+        <w:rPr>
+          <w:rFonts w:ascii="Arial" w:hAnsi="Arial" w:cs="Arial"/>
+          <w:b w:val="0"/>
+          <w:i w:val="0"/>
+          <w:sz w:val="22"/>
+        </w:rPr>
+        <w:t xml:space="preserve"> Persamaan (3) memadatkan aturan tersebut.</w:t>
+      </w:r>
     </w:p>
     <w:p>
       <w:pPr>
@@ -3030,7 +3077,48 @@
           <w:color w:val="305496"/>
           <w:sz w:val="22"/>
         </w:rPr>
-        <w:t>F0,eff = Y·√(k² + c²ω²) = kY·√(1 + (2ζr)²)</w:t>
+        <w:t xml:space="preserve"/>
+      </w:r>
+      <w:r>
+        <w:rPr>
+          <w:rFonts w:ascii="Arial" w:hAnsi="Arial" w:cs="Arial"/>
+          <w:b/>
+          <w:i/>
+          <w:color w:val="305496"/>
+          <w:sz w:val="22"/>
+        </w:rPr>
+        <w:t xml:space="preserve">F</w:t>
+      </w:r>
+      <w:r>
+        <w:rPr>
+          <w:rFonts w:ascii="Arial" w:hAnsi="Arial" w:cs="Arial"/>
+          <w:b/>
+          <w:i/>
+          <w:color w:val="305496"/>
+          <w:sz w:val="22"/>
+          <w:vertAlign w:val="subscript"/>
+        </w:rPr>
+        <w:t xml:space="preserve">0</w:t>
+      </w:r>
+      <w:r>
+        <w:rPr>
+          <w:rFonts w:ascii="Arial" w:hAnsi="Arial" w:cs="Arial"/>
+          <w:b/>
+          <w:i/>
+          <w:color w:val="305496"/>
+          <w:sz w:val="22"/>
+        </w:rPr>
+        <w:t xml:space="preserve">,eff = Y·√(k² + c²ω²) = kY·√(1 + (2ζr)²)</w:t>
+      </w:r>
+      <w:r>
+        <w:rPr>
+          <w:rFonts w:ascii="Arial" w:hAnsi="Arial" w:cs="Arial"/>
+          <w:b/>
+          <w:i/>
+          <w:color w:val="305496"/>
+          <w:sz w:val="22"/>
+        </w:rPr>
+        <w:t xml:space="preserve">   (3)</w:t>
       </w:r>
     </w:p>
     <w:p>
@@ -3054,7 +3142,72 @@
           <w:i w:val="0"/>
           <w:sz w:val="22"/>
         </w:rPr>
-        <w:t>Karena persamaan gerak base motion memiliki bentuk yang identik dengan persamaan gerak paksa biasa (hanya gaya efektifnya berbeda), solusi steady-state x(t) = X sin(ωt−φ) dapat diperoleh dengan cara yang sama seperti Pertemuan 4, tetapi amplitudo F0,eff/k menggantikan F0/k. Hasilnya adalah amplitudo X yang berbanding lurus dengan amplitudo pondasi Y melalui faktor yang disebut displacement transmissibility Td.</w:t>
+        <w:t xml:space="preserve">Karena persamaan gerak base motion memiliki bentuk yang identik dengan persamaan gerak paksa biasa (hanya gaya efektifnya berbeda), solusi steady-state x(t) = X sin(ωt−φ) dapat diperoleh dengan cara yang sama seperti Pertemuan 4, tetapi amplitudo </w:t>
+      </w:r>
+      <w:r>
+        <w:rPr>
+          <w:rFonts w:ascii="Arial" w:hAnsi="Arial" w:cs="Arial"/>
+          <w:b w:val="0"/>
+          <w:i w:val="0"/>
+          <w:sz w:val="22"/>
+        </w:rPr>
+        <w:t xml:space="preserve">F</w:t>
+      </w:r>
+      <w:r>
+        <w:rPr>
+          <w:rFonts w:ascii="Arial" w:hAnsi="Arial" w:cs="Arial"/>
+          <w:b w:val="0"/>
+          <w:i w:val="0"/>
+          <w:sz w:val="22"/>
+          <w:vertAlign w:val="subscript"/>
+        </w:rPr>
+        <w:t xml:space="preserve">0</w:t>
+      </w:r>
+      <w:r>
+        <w:rPr>
+          <w:rFonts w:ascii="Arial" w:hAnsi="Arial" w:cs="Arial"/>
+          <w:b w:val="0"/>
+          <w:i w:val="0"/>
+          <w:sz w:val="22"/>
+        </w:rPr>
+        <w:t xml:space="preserve">,eff/k menggantikan </w:t>
+      </w:r>
+      <w:r>
+        <w:rPr>
+          <w:rFonts w:ascii="Arial" w:hAnsi="Arial" w:cs="Arial"/>
+          <w:b w:val="0"/>
+          <w:i w:val="0"/>
+          <w:sz w:val="22"/>
+        </w:rPr>
+        <w:t xml:space="preserve">F</w:t>
+      </w:r>
+      <w:r>
+        <w:rPr>
+          <w:rFonts w:ascii="Arial" w:hAnsi="Arial" w:cs="Arial"/>
+          <w:b w:val="0"/>
+          <w:i w:val="0"/>
+          <w:sz w:val="22"/>
+          <w:vertAlign w:val="subscript"/>
+        </w:rPr>
+        <w:t xml:space="preserve">0</w:t>
+      </w:r>
+      <w:r>
+        <w:rPr>
+          <w:rFonts w:ascii="Arial" w:hAnsi="Arial" w:cs="Arial"/>
+          <w:b w:val="0"/>
+          <w:i w:val="0"/>
+          <w:sz w:val="22"/>
+        </w:rPr>
+        <w:t xml:space="preserve">/k. Hasilnya adalah amplitudo X yang berbanding lurus dengan amplitudo pondasi Y melalui faktor yang disebut displacement transmissibility Td.</w:t>
+      </w:r>
+      <w:r>
+        <w:rPr>
+          <w:rFonts w:ascii="Arial" w:hAnsi="Arial" w:cs="Arial"/>
+          <w:b w:val="0"/>
+          <w:i w:val="0"/>
+          <w:sz w:val="22"/>
+        </w:rPr>
+        <w:t xml:space="preserve"> Rangkuman kuantitatifnya tertulis pada Persamaan (4).</w:t>
       </w:r>
     </w:p>
     <w:p>
@@ -3071,6 +3224,16 @@
           <w:sz w:val="22"/>
         </w:rPr>
         <w:t>Td = X/Y = √(1 + (2ζr)²) / √((1−r²)² + (2ζr)²)</w:t>
+      </w:r>
+      <w:r>
+        <w:rPr>
+          <w:rFonts w:ascii="Arial" w:hAnsi="Arial" w:cs="Arial"/>
+          <w:b/>
+          <w:i/>
+          <w:color w:val="305496"/>
+          <w:sz w:val="22"/>
+        </w:rPr>
+        <w:t xml:space="preserve">   (4)</w:t>
       </w:r>
     </w:p>
     <w:p>
@@ -3928,6 +4091,15 @@
         </w:rPr>
         <w:t>Untuk analisis tertentu, terutama pada instrumentasi seperti akselerometer, lebih praktis menggunakan variabel perpindahan relatif z = x − y daripada perpindahan absolut x. Substitusi z = x − y ke persamaan gerak base motion mengubah bentuknya menjadi identik dengan persamaan gerak rotating unbalance, yaitu gaya di ruas kanan berbanding lurus dengan ω².</w:t>
       </w:r>
+      <w:r>
+        <w:rPr>
+          <w:rFonts w:ascii="Arial" w:hAnsi="Arial" w:cs="Arial"/>
+          <w:b w:val="0"/>
+          <w:i w:val="0"/>
+          <w:sz w:val="22"/>
+        </w:rPr>
+        <w:t xml:space="preserve"> Hubungan ini dirangkum dalam Persamaan (5).</w:t>
+      </w:r>
     </w:p>
     <w:p>
       <w:pPr>
@@ -3943,6 +4115,16 @@
           <w:sz w:val="22"/>
         </w:rPr>
         <w:t>m·z̈ + c·ż + k·z = −m·ÿ = mYω²·sin(ωt)   ⟹   Z = Y·r²·DMF(r,ζ)</w:t>
+      </w:r>
+      <w:r>
+        <w:rPr>
+          <w:rFonts w:ascii="Arial" w:hAnsi="Arial" w:cs="Arial"/>
+          <w:b/>
+          <w:i/>
+          <w:color w:val="305496"/>
+          <w:sz w:val="22"/>
+        </w:rPr>
+        <w:t xml:space="preserve">   (5)</w:t>
       </w:r>
     </w:p>
     <w:p>
@@ -4038,7 +4220,7 @@
           <w:i w:val="0"/>
           <w:sz w:val="22"/>
         </w:rPr>
-        <w:t>Gambar 4 memperlihatkan skenario base motion pada r = 0,8, mendekati resonansi, dengan zeta yang sama seperti contoh suspensi (ζ = 0,2887). Pada kondisi ini Td = 1,881, artinya massa bergerak hampir dua kali lebih besar dari pondasi, sebuah kondisi yang harus dihindari dalam operasi normal. Perhatikan juga bahwa puncak kurva x(t) tertinggal (lag) terhadap puncak kurva y(t), mengonfirmasi adanya sudut fase φ antara gerakan pondasi dan respons massa, konsisten dengan formula φ = arctan[2ζr³/(1−r²+(2ζr)²)] yang lebih kompleks dibanding kasus gaya langsung karena terdapat dua suku eksitasi (kY dan cYω) dengan fase berbeda.</w:t>
+        <w:t xml:space="preserve">Gambar 4 memperlihatkan skenario base motion pada r = 0,8, mendekati resonansi, dengan ζ yang sama seperti contoh suspensi (ζ = 0,2887). Pada kondisi ini Td = 1,881, artinya massa bergerak hampir dua kali lebih besar dari pondasi, sebuah kondisi yang harus dihindari dalam operasi normal. Perhatikan juga bahwa puncak kurva x(t) tertinggal (lag) terhadap puncak kurva y(t), mengonfirmasi adanya sudut fase φ antara gerakan pondasi dan respons massa, konsisten dengan formula φ = arctan[2ζr³/(1−r²+(2ζr)²)] yang lebih kompleks dibanding kasus gaya langsung karena terdapat dua suku eksitasi (kY dan cYω) dengan fase berbeda.</w:t>
       </w:r>
     </w:p>
     <w:p>
@@ -4085,7 +4267,44 @@
           <w:i w:val="0"/>
           <w:sz w:val="22"/>
         </w:rPr>
-        <w:t>Setiap rotor memiliki residual unbalance, yaitu massa kecil m0 dengan eksentrisitas e dari sumbu putar, sesuatu yang tidak terhindarkan akibat toleransi manufaktur. Saat poros berputar dengan kecepatan sudut ω, massa eksentrik ini menghasilkan gaya sentrifugal F = m0·e·ω² yang berputar bersama rotor. Komponen vertikal gaya ini, F·sin(ωt), memaksa rangka mesin (bermassa total M) bergetar harmonik. Karakteristik unik kasus ini adalah amplitudo gaya berbanding lurus dengan ω², bukan konstan seperti pada Pertemuan 4-5, sehingga menghasilkan kurva respons yang berbeda.</w:t>
+        <w:t xml:space="preserve">Setiap rotor memiliki residual unbalance, yaitu massa kecil m0 dengan eksentrisitas e dari sumbu putar, sesuatu yang tidak terhindarkan akibat toleransi manufaktur. Saat poros berputar dengan kecepatan sudut ω, massa eksentrik ini menghasilkan gaya sentrifugal F = </w:t>
+      </w:r>
+      <w:r>
+        <w:rPr>
+          <w:rFonts w:ascii="Arial" w:hAnsi="Arial" w:cs="Arial"/>
+          <w:b w:val="0"/>
+          <w:i w:val="0"/>
+          <w:sz w:val="22"/>
+        </w:rPr>
+        <w:t xml:space="preserve">m</w:t>
+      </w:r>
+      <w:r>
+        <w:rPr>
+          <w:rFonts w:ascii="Arial" w:hAnsi="Arial" w:cs="Arial"/>
+          <w:b w:val="0"/>
+          <w:i w:val="0"/>
+          <w:sz w:val="22"/>
+          <w:vertAlign w:val="subscript"/>
+        </w:rPr>
+        <w:t xml:space="preserve">0</w:t>
+      </w:r>
+      <w:r>
+        <w:rPr>
+          <w:rFonts w:ascii="Arial" w:hAnsi="Arial" w:cs="Arial"/>
+          <w:b w:val="0"/>
+          <w:i w:val="0"/>
+          <w:sz w:val="22"/>
+        </w:rPr>
+        <w:t xml:space="preserve">·e·ω² yang berputar bersama rotor. Komponen vertikal gaya ini, F·sin(ωt), memaksa rangka mesin (bermassa total M) bergetar harmonik. Karakteristik unik kasus ini adalah amplitudo gaya berbanding lurus dengan ω², bukan konstan seperti pada Pertemuan 4-5, sehingga menghasilkan kurva respons yang berbeda.</w:t>
+      </w:r>
+      <w:r>
+        <w:rPr>
+          <w:rFonts w:ascii="Arial" w:hAnsi="Arial" w:cs="Arial"/>
+          <w:b w:val="0"/>
+          <w:i w:val="0"/>
+          <w:sz w:val="22"/>
+        </w:rPr>
+        <w:t xml:space="preserve"> Bentuk ringkasnya dituliskan pada Persamaan (6).</w:t>
       </w:r>
     </w:p>
     <w:p>
@@ -4101,7 +4320,48 @@
           <w:color w:val="305496"/>
           <w:sz w:val="22"/>
         </w:rPr>
-        <w:t>M·ẍ + c·ẋ + k·x = m0·e·ω²·sin(ωt)</w:t>
+        <w:t xml:space="preserve">M·ẍ + c·ẋ + k·x = </w:t>
+      </w:r>
+      <w:r>
+        <w:rPr>
+          <w:rFonts w:ascii="Arial" w:hAnsi="Arial" w:cs="Arial"/>
+          <w:b/>
+          <w:i/>
+          <w:color w:val="305496"/>
+          <w:sz w:val="22"/>
+        </w:rPr>
+        <w:t xml:space="preserve">m</w:t>
+      </w:r>
+      <w:r>
+        <w:rPr>
+          <w:rFonts w:ascii="Arial" w:hAnsi="Arial" w:cs="Arial"/>
+          <w:b/>
+          <w:i/>
+          <w:color w:val="305496"/>
+          <w:sz w:val="22"/>
+          <w:vertAlign w:val="subscript"/>
+        </w:rPr>
+        <w:t xml:space="preserve">0</w:t>
+      </w:r>
+      <w:r>
+        <w:rPr>
+          <w:rFonts w:ascii="Arial" w:hAnsi="Arial" w:cs="Arial"/>
+          <w:b/>
+          <w:i/>
+          <w:color w:val="305496"/>
+          <w:sz w:val="22"/>
+        </w:rPr>
+        <w:t xml:space="preserve">·e·ω²·sin(ωt)</w:t>
+      </w:r>
+      <w:r>
+        <w:rPr>
+          <w:rFonts w:ascii="Arial" w:hAnsi="Arial" w:cs="Arial"/>
+          <w:b/>
+          <w:i/>
+          <w:color w:val="305496"/>
+          <w:sz w:val="22"/>
+        </w:rPr>
+        <w:t xml:space="preserve">   (6)</w:t>
       </w:r>
     </w:p>
     <w:p>
@@ -4125,7 +4385,44 @@
           <w:i w:val="0"/>
           <w:sz w:val="22"/>
         </w:rPr>
-        <w:t>Karena gaya eksitasi berbanding lurus dengan ω², kurva respons tidak dinormalisasi dengan defleksi statik F0/k seperti biasa (yang juga akan berbanding ω² dan menyulitkan interpretasi), melainkan dengan m0e/M. Rasio ini disebut faktor pembesaran R, dan setelah substitusi aljabar diperoleh hasil yang elegan: R persis sama dengan r² dikali DMF biasa dari Pertemuan 4.</w:t>
+        <w:t xml:space="preserve">Karena gaya eksitasi berbanding lurus dengan ω², kurva respons tidak dinormalisasi dengan defleksi statik </w:t>
+      </w:r>
+      <w:r>
+        <w:rPr>
+          <w:rFonts w:ascii="Arial" w:hAnsi="Arial" w:cs="Arial"/>
+          <w:b w:val="0"/>
+          <w:i w:val="0"/>
+          <w:sz w:val="22"/>
+        </w:rPr>
+        <w:t xml:space="preserve">F</w:t>
+      </w:r>
+      <w:r>
+        <w:rPr>
+          <w:rFonts w:ascii="Arial" w:hAnsi="Arial" w:cs="Arial"/>
+          <w:b w:val="0"/>
+          <w:i w:val="0"/>
+          <w:sz w:val="22"/>
+          <w:vertAlign w:val="subscript"/>
+        </w:rPr>
+        <w:t xml:space="preserve">0</w:t>
+      </w:r>
+      <w:r>
+        <w:rPr>
+          <w:rFonts w:ascii="Arial" w:hAnsi="Arial" w:cs="Arial"/>
+          <w:b w:val="0"/>
+          <w:i w:val="0"/>
+          <w:sz w:val="22"/>
+        </w:rPr>
+        <w:t xml:space="preserve">/k seperti biasa (yang juga akan berbanding ω² dan menyulitkan interpretasi), melainkan dengan m0e/M. Rasio ini disebut faktor pembesaran R, dan setelah substitusi aljabar diperoleh hasil yang elegan: R persis sama dengan r² dikali DMF biasa dari Pertemuan 4.</w:t>
+      </w:r>
+      <w:r>
+        <w:rPr>
+          <w:rFonts w:ascii="Arial" w:hAnsi="Arial" w:cs="Arial"/>
+          <w:b w:val="0"/>
+          <w:i w:val="0"/>
+          <w:sz w:val="22"/>
+        </w:rPr>
+        <w:t xml:space="preserve"> Persamaan (7) memadatkan aturan tersebut.</w:t>
       </w:r>
     </w:p>
     <w:p>
@@ -4141,7 +4438,48 @@
           <w:color w:val="305496"/>
           <w:sz w:val="22"/>
         </w:rPr>
-        <w:t>R = X·M / (m0·e) = r² / √((1−r²)² + (2ζr)²) = r²·DMF(r,ζ)</w:t>
+        <w:t xml:space="preserve">R = X·M / (</w:t>
+      </w:r>
+      <w:r>
+        <w:rPr>
+          <w:rFonts w:ascii="Arial" w:hAnsi="Arial" w:cs="Arial"/>
+          <w:b/>
+          <w:i/>
+          <w:color w:val="305496"/>
+          <w:sz w:val="22"/>
+        </w:rPr>
+        <w:t xml:space="preserve">m</w:t>
+      </w:r>
+      <w:r>
+        <w:rPr>
+          <w:rFonts w:ascii="Arial" w:hAnsi="Arial" w:cs="Arial"/>
+          <w:b/>
+          <w:i/>
+          <w:color w:val="305496"/>
+          <w:sz w:val="22"/>
+          <w:vertAlign w:val="subscript"/>
+        </w:rPr>
+        <w:t xml:space="preserve">0</w:t>
+      </w:r>
+      <w:r>
+        <w:rPr>
+          <w:rFonts w:ascii="Arial" w:hAnsi="Arial" w:cs="Arial"/>
+          <w:b/>
+          <w:i/>
+          <w:color w:val="305496"/>
+          <w:sz w:val="22"/>
+        </w:rPr>
+        <w:t xml:space="preserve">·e) = r² / √((1−r²)² + (2ζr)²) = r²·DMF(r,ζ)</w:t>
+      </w:r>
+      <w:r>
+        <w:rPr>
+          <w:rFonts w:ascii="Arial" w:hAnsi="Arial" w:cs="Arial"/>
+          <w:b/>
+          <w:i/>
+          <w:color w:val="305496"/>
+          <w:sz w:val="22"/>
+        </w:rPr>
+        <w:t xml:space="preserve">   (7)</w:t>
       </w:r>
     </w:p>
     <w:p>
@@ -4180,7 +4518,63 @@
           <w:i w:val="0"/>
           <w:sz w:val="22"/>
         </w:rPr>
-        <w:t>Sebagai ilustrasi numerik langsung, bandingkan DMF biasa dan R pada dua titik operasi dengan ζ=0,10 yang sama. Pada r=0,5, DMF(0,5;0,10)=1,322 (amplitudo dinamis 1,3 kali defleksi statik F0/k pada kasus gaya konstan Pertemuan 4), sedangkan R(0,5;0,10)=r²·DMF=0,25·1,322=0,330 (amplitudo jauh lebih kecil dari m0e/M karena gaya sentrifugal pada kecepatan rendah memang masih kecil). Sebaliknya pada r=2, DMF(2;0,10)=0,330, tetapi R(2;0,10)=4·0,330=1,322, kebalikan tepat dari kasus r=0,5 di atas. Perbedaan akibat faktor pengali r² inilah yang membuat rotating unbalance jauh lebih ramah pada mesin berkecepatan rendah dibanding sistem dengan gaya eksitasi konstan F0, tetapi berpotensi jauh lebih berbahaya pada kecepatan menengah karena gaya penggeraknya sendiri ikut membesar seiring kecepatan, sebuah interaksi ganda antara DMF dan gaya yang tidak dijumpai pada Pertemuan 4-5.</w:t>
+        <w:t xml:space="preserve">Sebagai ilustrasi numerik langsung, bandingkan DMF biasa dan R pada dua titik operasi dengan ζ=0,10 yang sama. Pada r=0,5, DMF(0,5;0,10)=1,322 (amplitudo dinamis 1,3 kali defleksi statik </w:t>
+      </w:r>
+      <w:r>
+        <w:rPr>
+          <w:rFonts w:ascii="Arial" w:hAnsi="Arial" w:cs="Arial"/>
+          <w:b w:val="0"/>
+          <w:i w:val="0"/>
+          <w:sz w:val="22"/>
+        </w:rPr>
+        <w:t xml:space="preserve">F</w:t>
+      </w:r>
+      <w:r>
+        <w:rPr>
+          <w:rFonts w:ascii="Arial" w:hAnsi="Arial" w:cs="Arial"/>
+          <w:b w:val="0"/>
+          <w:i w:val="0"/>
+          <w:sz w:val="22"/>
+          <w:vertAlign w:val="subscript"/>
+        </w:rPr>
+        <w:t xml:space="preserve">0</w:t>
+      </w:r>
+      <w:r>
+        <w:rPr>
+          <w:rFonts w:ascii="Arial" w:hAnsi="Arial" w:cs="Arial"/>
+          <w:b w:val="0"/>
+          <w:i w:val="0"/>
+          <w:sz w:val="22"/>
+        </w:rPr>
+        <w:t xml:space="preserve">/k pada kasus gaya konstan Pertemuan 4), sedangkan R(0,5;0,10)=r²·DMF=0,25·1,322=0,330 (amplitudo jauh lebih kecil dari m0e/M karena gaya sentrifugal pada kecepatan rendah memang masih kecil). Sebaliknya pada r=2, DMF(2;0,10)=0,330, tetapi R(2;0,10)=4·0,330=1,322, kebalikan tepat dari kasus r=0,5 di atas. Perbedaan akibat faktor pengali r² inilah yang membuat rotating unbalance jauh lebih ramah pada mesin berkecepatan rendah dibanding sistem dengan gaya eksitasi konstan </w:t>
+      </w:r>
+      <w:r>
+        <w:rPr>
+          <w:rFonts w:ascii="Arial" w:hAnsi="Arial" w:cs="Arial"/>
+          <w:b w:val="0"/>
+          <w:i w:val="0"/>
+          <w:sz w:val="22"/>
+        </w:rPr>
+        <w:t xml:space="preserve">F</w:t>
+      </w:r>
+      <w:r>
+        <w:rPr>
+          <w:rFonts w:ascii="Arial" w:hAnsi="Arial" w:cs="Arial"/>
+          <w:b w:val="0"/>
+          <w:i w:val="0"/>
+          <w:sz w:val="22"/>
+          <w:vertAlign w:val="subscript"/>
+        </w:rPr>
+        <w:t xml:space="preserve">0</w:t>
+      </w:r>
+      <w:r>
+        <w:rPr>
+          <w:rFonts w:ascii="Arial" w:hAnsi="Arial" w:cs="Arial"/>
+          <w:b w:val="0"/>
+          <w:i w:val="0"/>
+          <w:sz w:val="22"/>
+        </w:rPr>
+        <w:t xml:space="preserve">, tetapi berpotensi jauh lebih berbahaya pada kecepatan menengah karena gaya penggeraknya sendiri ikut membesar seiring kecepatan, sebuah interaksi ganda antara DMF dan gaya yang tidak dijumpai pada Pertemuan 4-5.</w:t>
       </w:r>
     </w:p>
     <w:p>
@@ -4892,7 +5286,35 @@
           <w:i w:val="0"/>
           <w:sz w:val="22"/>
         </w:rPr>
-        <w:t>Sebagai contoh konkret, tinjau mesin cuci dengan rangka bermassa M = 50 kg, unbalance akibat distribusi pakaian asimetris m0 = 2 kg pada eksentrisitas e = 0,15 m, kekakuan rangka k = 120000 N/m, dan rasio redaman ζ = 0,08. Frekuensi natural ωn = √(k/M) = √(120000/50) = 48,99 rad/s. Saat spin-cycle pada 800 rpm, ω = 800·2π/60 = 83,776 rad/s, sehingga r = ω/ωn = 1,710, berada tepat di antara resonansi dan crossover. Faktor pembesaran R = 1,505, menghasilkan amplitudo X = R·m0e/M = 9,03 mm, sementara gaya sentrifugal yang bekerja F = m0eω² = 2105,5 N, cukup besar untuk menggeser mesin bila kaki mesin tidak terpasang kokoh. Sebagai perbandingan, amplitudo asimptotik teoritis pada r→∞ adalah m0e/M = 6,0 mm, sehingga pada 800 rpm mesin masih 50% di atas nilai asimptotiknya. Karena gaya sentrifugal F = m0eω² berbanding lurus ω², menaikkan kecepatan putar dari 400 menjadi 800 rpm (2 kali lipat) melipatgandakan gaya sentrifugal sebanyak 4 kali, sebuah konsekuensi kuadratik yang harus selalu diperhitungkan saat menaikkan kecepatan operasi mesin berputar.</w:t>
+        <w:t xml:space="preserve">Sebagai contoh konkret, tinjau mesin cuci dengan rangka bermassa M = 50 kg, unbalance akibat distribusi pakaian asimetris </w:t>
+      </w:r>
+      <w:r>
+        <w:rPr>
+          <w:rFonts w:ascii="Arial" w:hAnsi="Arial" w:cs="Arial"/>
+          <w:b w:val="0"/>
+          <w:i w:val="0"/>
+          <w:sz w:val="22"/>
+        </w:rPr>
+        <w:t xml:space="preserve">m</w:t>
+      </w:r>
+      <w:r>
+        <w:rPr>
+          <w:rFonts w:ascii="Arial" w:hAnsi="Arial" w:cs="Arial"/>
+          <w:b w:val="0"/>
+          <w:i w:val="0"/>
+          <w:sz w:val="22"/>
+          <w:vertAlign w:val="subscript"/>
+        </w:rPr>
+        <w:t xml:space="preserve">0</w:t>
+      </w:r>
+      <w:r>
+        <w:rPr>
+          <w:rFonts w:ascii="Arial" w:hAnsi="Arial" w:cs="Arial"/>
+          <w:b w:val="0"/>
+          <w:i w:val="0"/>
+          <w:sz w:val="22"/>
+        </w:rPr>
+        <w:t xml:space="preserve"> = 2 kg pada eksentrisitas e = 0,15 m, kekakuan rangka k = 120000 N/m, dan rasio redaman ζ = 0,08. Frekuensi natural ωn = √(k/M) = √(120000/50) = 48,99 rad/s. Saat spin-cycle pada 800 rpm, ω = 800·2π/60 = 83,776 rad/s, sehingga r = ω/ωn = 1,710, berada tepat di antara resonansi dan crossover. Faktor pembesaran R = 1,505, menghasilkan amplitudo X = R·m0e/M = 9,03 mm, sementara gaya sentrifugal yang bekerja F = m0eω² = 2105,5 N, cukup besar untuk menggeser mesin bila kaki mesin tidak terpasang kokoh. Sebagai perbandingan, amplitudo asimptotik teoritis pada r→∞ adalah m0e/M = 6,0 mm, sehingga pada 800 rpm mesin masih 50% di atas nilai asimptotiknya. Karena gaya sentrifugal F = m0eω² berbanding lurus ω², menaikkan kecepatan putar dari 400 menjadi 800 rpm (2 kali lipat) melipatgandakan gaya sentrifugal sebanyak 4 kali, sebuah konsekuensi kuadratik yang harus selalu diperhitungkan saat menaikkan kecepatan operasi mesin berputar.</w:t>
       </w:r>
     </w:p>
     <w:p>
@@ -4999,6 +5421,15 @@
         </w:rPr>
         <w:t>Gambar 5 menunjukkan ciri paling khas kurva R: puncaknya tidak berada tepat di r = 1 seperti DMF biasa, melainkan sedikit di atas r = 1. Lokasi puncak rmax dan nilai puncak Rmax diperoleh dengan menurunkan R terhadap r dan menyamakan dengan nol.</w:t>
       </w:r>
+      <w:r>
+        <w:rPr>
+          <w:rFonts w:ascii="Arial" w:hAnsi="Arial" w:cs="Arial"/>
+          <w:b w:val="0"/>
+          <w:i w:val="0"/>
+          <w:sz w:val="22"/>
+        </w:rPr>
+        <w:t xml:space="preserve"> Rangkuman kuantitatifnya tertulis pada Persamaan (8).</w:t>
+      </w:r>
     </w:p>
     <w:p>
       <w:pPr>
@@ -5015,6 +5446,16 @@
         </w:rPr>
         <w:t>rmax = 1 / √(1 − 2ζ²),      Rmax = 1 / [2ζ·√(1 − ζ²)]</w:t>
       </w:r>
+      <w:r>
+        <w:rPr>
+          <w:rFonts w:ascii="Arial" w:hAnsi="Arial" w:cs="Arial"/>
+          <w:b/>
+          <w:i/>
+          <w:color w:val="305496"/>
+          <w:sz w:val="22"/>
+        </w:rPr>
+        <w:t xml:space="preserve">   (8)</w:t>
+      </w:r>
     </w:p>
     <w:p>
       <w:pPr>
@@ -5052,7 +5493,35 @@
           <w:i w:val="0"/>
           <w:sz w:val="22"/>
         </w:rPr>
-        <w:t>Karena residual unbalance m0·e tidak pernah bisa dihilangkan sepenuhnya, industri menetapkan standar internasional ISO 1940 untuk membatasi besar unbalance yang diizinkan, dinyatakan sebagai produk e·ω (eksentrisitas dikali kecepatan sudut, satuan mm/s) yang harus konstan di bawah suatu grade tertentu. Tabel 3 merangkum empat grade balance quality yang umum dipakai di industri.</w:t>
+        <w:t xml:space="preserve">Karena residual unbalance </w:t>
+      </w:r>
+      <w:r>
+        <w:rPr>
+          <w:rFonts w:ascii="Arial" w:hAnsi="Arial" w:cs="Arial"/>
+          <w:b w:val="0"/>
+          <w:i w:val="0"/>
+          <w:sz w:val="22"/>
+        </w:rPr>
+        <w:t xml:space="preserve">m</w:t>
+      </w:r>
+      <w:r>
+        <w:rPr>
+          <w:rFonts w:ascii="Arial" w:hAnsi="Arial" w:cs="Arial"/>
+          <w:b w:val="0"/>
+          <w:i w:val="0"/>
+          <w:sz w:val="22"/>
+          <w:vertAlign w:val="subscript"/>
+        </w:rPr>
+        <w:t xml:space="preserve">0</w:t>
+      </w:r>
+      <w:r>
+        <w:rPr>
+          <w:rFonts w:ascii="Arial" w:hAnsi="Arial" w:cs="Arial"/>
+          <w:b w:val="0"/>
+          <w:i w:val="0"/>
+          <w:sz w:val="22"/>
+        </w:rPr>
+        <w:t xml:space="preserve">·e tidak pernah bisa dihilangkan sepenuhnya, industri menetapkan standar internasional ISO 1940 untuk membatasi besar unbalance yang diizinkan, dinyatakan sebagai produk e·ω (eksentrisitas dikali kecepatan sudut, satuan mm/s) yang harus konstan di bawah suatu grade tertentu. Tabel 3 merangkum empat grade balance quality yang umum dipakai di industri.</w:t>
       </w:r>
     </w:p>
     <w:p>
@@ -5515,7 +5984,63 @@
           <w:i w:val="0"/>
           <w:sz w:val="22"/>
         </w:rPr>
-        <w:t>Engineer rotor bekerja keras menjaga m0·e di bawah ambang grade yang disyaratkan, karena semakin kecil m0·e, semakin kecil pula amplitudo X pada setiap kondisi operasi, termasuk amplitudo asimptotik m0e/M yang menjadi batas fundamental tidak peduli seberapa tinggi kecepatan putar mesin.</w:t>
+        <w:t xml:space="preserve">Engineer rotor bekerja keras menjaga </w:t>
+      </w:r>
+      <w:r>
+        <w:rPr>
+          <w:rFonts w:ascii="Arial" w:hAnsi="Arial" w:cs="Arial"/>
+          <w:b w:val="0"/>
+          <w:i w:val="0"/>
+          <w:sz w:val="22"/>
+        </w:rPr>
+        <w:t xml:space="preserve">m</w:t>
+      </w:r>
+      <w:r>
+        <w:rPr>
+          <w:rFonts w:ascii="Arial" w:hAnsi="Arial" w:cs="Arial"/>
+          <w:b w:val="0"/>
+          <w:i w:val="0"/>
+          <w:sz w:val="22"/>
+          <w:vertAlign w:val="subscript"/>
+        </w:rPr>
+        <w:t xml:space="preserve">0</w:t>
+      </w:r>
+      <w:r>
+        <w:rPr>
+          <w:rFonts w:ascii="Arial" w:hAnsi="Arial" w:cs="Arial"/>
+          <w:b w:val="0"/>
+          <w:i w:val="0"/>
+          <w:sz w:val="22"/>
+        </w:rPr>
+        <w:t xml:space="preserve">·e di bawah ambang grade yang disyaratkan, karena semakin kecil </w:t>
+      </w:r>
+      <w:r>
+        <w:rPr>
+          <w:rFonts w:ascii="Arial" w:hAnsi="Arial" w:cs="Arial"/>
+          <w:b w:val="0"/>
+          <w:i w:val="0"/>
+          <w:sz w:val="22"/>
+        </w:rPr>
+        <w:t xml:space="preserve">m</w:t>
+      </w:r>
+      <w:r>
+        <w:rPr>
+          <w:rFonts w:ascii="Arial" w:hAnsi="Arial" w:cs="Arial"/>
+          <w:b w:val="0"/>
+          <w:i w:val="0"/>
+          <w:sz w:val="22"/>
+          <w:vertAlign w:val="subscript"/>
+        </w:rPr>
+        <w:t xml:space="preserve">0</w:t>
+      </w:r>
+      <w:r>
+        <w:rPr>
+          <w:rFonts w:ascii="Arial" w:hAnsi="Arial" w:cs="Arial"/>
+          <w:b w:val="0"/>
+          <w:i w:val="0"/>
+          <w:sz w:val="22"/>
+        </w:rPr>
+        <w:t xml:space="preserve">·e, semakin kecil pula amplitudo X pada setiap kondisi operasi, termasuk amplitudo asimptotik m0e/M yang menjadi batas fundamental tidak peduli seberapa tinggi kecepatan putar mesin.</w:t>
       </w:r>
     </w:p>
     <w:p>
@@ -6156,7 +6681,147 @@
           <w:i w:val="0"/>
           <w:sz w:val="22"/>
         </w:rPr>
-        <w:t>Dalam praktik, sebuah mesin sering mengalami kedua jenis eksitasi secara bersamaan: motor listrik dengan rotor sedikit unbalance (rotating unbalance) yang dipasang di atas lantai pabrik yang juga bergetar akibat mesin produksi lain di sekitarnya (base motion). Pada kasus superposisi seperti ini, karena persamaan gerak bersifat linear, total respons massa dapat dihitung sebagai penjumlahan kontribusi masing-masing sumber secara terpisah menggunakan prinsip superposisi, yaitu x_total(t) = x_base_motion(t) + x_rotating_unbalance(t), asalkan keduanya dianalisis pada model 1-DoF yang sama dengan k dan c yang identik. Namun frekuensi kedua eksitasi biasanya berbeda satu sama lain, sehingga respons totalnya bukan sinusoidal murni melainkan superposisi dua gelombang berbeda frekuensi, dan engineer perlu memeriksa kedua rasio frekuensi, r_base=ω_lantai/ωn dan r_rotor=ω_motor/ωn, secara terpisah untuk memastikan keduanya berada di zona aman, karena mengisolasi salah satu sumber saja tidak menjamin isolasi sumber lainnya jika frekuensinya berbeda jauh. Inilah mengapa spesifikasi isolator mesin industri sering mencantumkan rentang frekuensi isolasi efektif, bukan hanya satu titik operasi tunggal.</w:t>
+        <w:t xml:space="preserve">Dalam praktik, sebuah mesin sering mengalami kedua jenis eksitasi secara bersamaan: motor listrik dengan rotor sedikit unbalance (rotating unbalance) yang dipasang di atas lantai pabrik yang juga bergetar akibat mesin produksi lain di sekitarnya (base motion). Pada kasus superposisi seperti ini, karena persamaan gerak bersifat linear, total respons massa dapat dihitung sebagai penjumlahan kontribusi masing-masing sumber secara terpisah menggunakan prinsip superposisi, yaitu </w:t>
+      </w:r>
+      <w:r>
+        <w:rPr>
+          <w:rFonts w:ascii="Arial" w:hAnsi="Arial" w:cs="Arial"/>
+          <w:b w:val="0"/>
+          <w:i w:val="0"/>
+          <w:sz w:val="22"/>
+        </w:rPr>
+        <w:t xml:space="preserve">x</w:t>
+      </w:r>
+      <w:r>
+        <w:rPr>
+          <w:rFonts w:ascii="Arial" w:hAnsi="Arial" w:cs="Arial"/>
+          <w:b w:val="0"/>
+          <w:i w:val="0"/>
+          <w:sz w:val="22"/>
+          <w:vertAlign w:val="subscript"/>
+        </w:rPr>
+        <w:t xml:space="preserve">total</w:t>
+      </w:r>
+      <w:r>
+        <w:rPr>
+          <w:rFonts w:ascii="Arial" w:hAnsi="Arial" w:cs="Arial"/>
+          <w:b w:val="0"/>
+          <w:i w:val="0"/>
+          <w:sz w:val="22"/>
+        </w:rPr>
+        <w:t xml:space="preserve">(t) = x_base_motion(t) + x_rotating_unbalance(t), asalkan keduanya dianalisis pada model 1-DoF yang sama dengan k dan c yang identik. Namun frekuensi kedua eksitasi biasanya berbeda satu sama lain, sehingga respons totalnya bukan sinusoidal murni melainkan superposisi dua gelombang berbeda frekuensi, dan engineer perlu memeriksa kedua rasio frekuensi, </w:t>
+      </w:r>
+      <w:r>
+        <w:rPr>
+          <w:rFonts w:ascii="Arial" w:hAnsi="Arial" w:cs="Arial"/>
+          <w:b w:val="0"/>
+          <w:i w:val="0"/>
+          <w:sz w:val="22"/>
+        </w:rPr>
+        <w:t xml:space="preserve">r</w:t>
+      </w:r>
+      <w:r>
+        <w:rPr>
+          <w:rFonts w:ascii="Arial" w:hAnsi="Arial" w:cs="Arial"/>
+          <w:b w:val="0"/>
+          <w:i w:val="0"/>
+          <w:sz w:val="22"/>
+          <w:vertAlign w:val="subscript"/>
+        </w:rPr>
+        <w:t xml:space="preserve">base</w:t>
+      </w:r>
+      <w:r>
+        <w:rPr>
+          <w:rFonts w:ascii="Arial" w:hAnsi="Arial" w:cs="Arial"/>
+          <w:b w:val="0"/>
+          <w:i w:val="0"/>
+          <w:sz w:val="22"/>
+        </w:rPr>
+        <w:t xml:space="preserve">=</w:t>
+      </w:r>
+      <w:r>
+        <w:rPr>
+          <w:rFonts w:ascii="Arial" w:hAnsi="Arial" w:cs="Arial"/>
+          <w:b w:val="0"/>
+          <w:i w:val="0"/>
+          <w:sz w:val="22"/>
+        </w:rPr>
+        <w:t xml:space="preserve">ω</w:t>
+      </w:r>
+      <w:r>
+        <w:rPr>
+          <w:rFonts w:ascii="Arial" w:hAnsi="Arial" w:cs="Arial"/>
+          <w:b w:val="0"/>
+          <w:i w:val="0"/>
+          <w:sz w:val="22"/>
+          <w:vertAlign w:val="subscript"/>
+        </w:rPr>
+        <w:t xml:space="preserve">lantai</w:t>
+      </w:r>
+      <w:r>
+        <w:rPr>
+          <w:rFonts w:ascii="Arial" w:hAnsi="Arial" w:cs="Arial"/>
+          <w:b w:val="0"/>
+          <w:i w:val="0"/>
+          <w:sz w:val="22"/>
+        </w:rPr>
+        <w:t xml:space="preserve">/ωn dan </w:t>
+      </w:r>
+      <w:r>
+        <w:rPr>
+          <w:rFonts w:ascii="Arial" w:hAnsi="Arial" w:cs="Arial"/>
+          <w:b w:val="0"/>
+          <w:i w:val="0"/>
+          <w:sz w:val="22"/>
+        </w:rPr>
+        <w:t xml:space="preserve">r</w:t>
+      </w:r>
+      <w:r>
+        <w:rPr>
+          <w:rFonts w:ascii="Arial" w:hAnsi="Arial" w:cs="Arial"/>
+          <w:b w:val="0"/>
+          <w:i w:val="0"/>
+          <w:sz w:val="22"/>
+          <w:vertAlign w:val="subscript"/>
+        </w:rPr>
+        <w:t xml:space="preserve">rotor</w:t>
+      </w:r>
+      <w:r>
+        <w:rPr>
+          <w:rFonts w:ascii="Arial" w:hAnsi="Arial" w:cs="Arial"/>
+          <w:b w:val="0"/>
+          <w:i w:val="0"/>
+          <w:sz w:val="22"/>
+        </w:rPr>
+        <w:t xml:space="preserve">=</w:t>
+      </w:r>
+      <w:r>
+        <w:rPr>
+          <w:rFonts w:ascii="Arial" w:hAnsi="Arial" w:cs="Arial"/>
+          <w:b w:val="0"/>
+          <w:i w:val="0"/>
+          <w:sz w:val="22"/>
+        </w:rPr>
+        <w:t xml:space="preserve">ω</w:t>
+      </w:r>
+      <w:r>
+        <w:rPr>
+          <w:rFonts w:ascii="Arial" w:hAnsi="Arial" w:cs="Arial"/>
+          <w:b w:val="0"/>
+          <w:i w:val="0"/>
+          <w:sz w:val="22"/>
+          <w:vertAlign w:val="subscript"/>
+        </w:rPr>
+        <w:t xml:space="preserve">motor</w:t>
+      </w:r>
+      <w:r>
+        <w:rPr>
+          <w:rFonts w:ascii="Arial" w:hAnsi="Arial" w:cs="Arial"/>
+          <w:b w:val="0"/>
+          <w:i w:val="0"/>
+          <w:sz w:val="22"/>
+        </w:rPr>
+        <w:t xml:space="preserve">/ωn, secara terpisah untuk memastikan keduanya berada di zona aman, karena mengisolasi salah satu sumber saja tidak menjamin isolasi sumber lainnya jika frekuensinya berbeda jauh. Inilah mengapa spesifikasi isolator mesin industri sering mencantumkan rentang frekuensi isolasi efektif, bukan hanya satu titik operasi tunggal.</w:t>
       </w:r>
     </w:p>
     <w:p>
@@ -7448,7 +8113,35 @@
           <w:i w:val="0"/>
           <w:sz w:val="22"/>
         </w:rPr>
-        <w:t>setup parameter rotating unbalance mesin cuci M=50, m0=2, e=0,15, k=120000, ζ=0,08, hitung ωn, lalu untuk skenario spin-cycle 800 rpm hitung r, faktor pembesaran R, gaya sentrifugal, dan amplitudo X; plot kurva R(r,ζ) untuk empat nilai ζ dengan marker titik operasi.</w:t>
+        <w:t xml:space="preserve">setup parameter rotating unbalance mesin cuci M=50, </w:t>
+      </w:r>
+      <w:r>
+        <w:rPr>
+          <w:rFonts w:ascii="Arial" w:hAnsi="Arial" w:cs="Arial"/>
+          <w:b w:val="0"/>
+          <w:i w:val="0"/>
+          <w:sz w:val="22"/>
+        </w:rPr>
+        <w:t xml:space="preserve">m</w:t>
+      </w:r>
+      <w:r>
+        <w:rPr>
+          <w:rFonts w:ascii="Arial" w:hAnsi="Arial" w:cs="Arial"/>
+          <w:b w:val="0"/>
+          <w:i w:val="0"/>
+          <w:sz w:val="22"/>
+          <w:vertAlign w:val="subscript"/>
+        </w:rPr>
+        <w:t xml:space="preserve">0</w:t>
+      </w:r>
+      <w:r>
+        <w:rPr>
+          <w:rFonts w:ascii="Arial" w:hAnsi="Arial" w:cs="Arial"/>
+          <w:b w:val="0"/>
+          <w:i w:val="0"/>
+          <w:sz w:val="22"/>
+        </w:rPr>
+        <w:t xml:space="preserve">=2, e=0,15, k=120000, ζ=0,08, hitung ωn, lalu untuk skenario spin-cycle 800 rpm hitung r, faktor pembesaran R, gaya sentrifugal, dan amplitudo X; plot kurva R(r,ζ) untuk empat nilai ζ dengan marker titik operasi.</w:t>
       </w:r>
     </w:p>
     <w:p>
@@ -7916,7 +8609,38 @@
           <w:color w:val="333333"/>
           <w:sz w:val="21"/>
         </w:rPr>
-        <w:t>m·ẍ = m0·e·ω²·sin(ωt)</w:t>
+        <w:t xml:space="preserve">m·ẍ = </w:t>
+      </w:r>
+      <w:r>
+        <w:rPr>
+          <w:rFonts w:ascii="Arial" w:hAnsi="Arial" w:cs="Arial"/>
+          <w:b w:val="0"/>
+          <w:i w:val="0"/>
+          <w:color w:val="333333"/>
+          <w:sz w:val="21"/>
+        </w:rPr>
+        <w:t xml:space="preserve">m</w:t>
+      </w:r>
+      <w:r>
+        <w:rPr>
+          <w:rFonts w:ascii="Arial" w:hAnsi="Arial" w:cs="Arial"/>
+          <w:b w:val="0"/>
+          <w:i w:val="0"/>
+          <w:color w:val="333333"/>
+          <w:sz w:val="21"/>
+          <w:vertAlign w:val="subscript"/>
+        </w:rPr>
+        <w:t xml:space="preserve">0</w:t>
+      </w:r>
+      <w:r>
+        <w:rPr>
+          <w:rFonts w:ascii="Arial" w:hAnsi="Arial" w:cs="Arial"/>
+          <w:b w:val="0"/>
+          <w:i w:val="0"/>
+          <w:color w:val="333333"/>
+          <w:sz w:val="21"/>
+        </w:rPr>
+        <w:t xml:space="preserve">·e·ω²·sin(ωt)</w:t>
       </w:r>
     </w:p>
     <w:p>
@@ -7952,7 +8676,38 @@
           <w:color w:val="333333"/>
           <w:sz w:val="21"/>
         </w:rPr>
-        <w:t>m·ẍ + c·ẋ + k·x = F0 (gaya konstan tidak bergantung waktu)</w:t>
+        <w:t xml:space="preserve">m·ẍ + c·ẋ + k·x = </w:t>
+      </w:r>
+      <w:r>
+        <w:rPr>
+          <w:rFonts w:ascii="Arial" w:hAnsi="Arial" w:cs="Arial"/>
+          <w:b w:val="0"/>
+          <w:i w:val="0"/>
+          <w:color w:val="333333"/>
+          <w:sz w:val="21"/>
+        </w:rPr>
+        <w:t xml:space="preserve">F</w:t>
+      </w:r>
+      <w:r>
+        <w:rPr>
+          <w:rFonts w:ascii="Arial" w:hAnsi="Arial" w:cs="Arial"/>
+          <w:b w:val="0"/>
+          <w:i w:val="0"/>
+          <w:color w:val="333333"/>
+          <w:sz w:val="21"/>
+          <w:vertAlign w:val="subscript"/>
+        </w:rPr>
+        <w:t xml:space="preserve">0</w:t>
+      </w:r>
+      <w:r>
+        <w:rPr>
+          <w:rFonts w:ascii="Arial" w:hAnsi="Arial" w:cs="Arial"/>
+          <w:b w:val="0"/>
+          <w:i w:val="0"/>
+          <w:color w:val="333333"/>
+          <w:sz w:val="21"/>
+        </w:rPr>
+        <w:t xml:space="preserve"> (gaya konstan tidak bergantung waktu)</w:t>
       </w:r>
     </w:p>
     <w:p>
@@ -8180,7 +8935,38 @@
           <w:color w:val="333333"/>
           <w:sz w:val="21"/>
         </w:rPr>
-        <w:t>Td = F0/k</w:t>
+        <w:t xml:space="preserve">Td = </w:t>
+      </w:r>
+      <w:r>
+        <w:rPr>
+          <w:rFonts w:ascii="Arial" w:hAnsi="Arial" w:cs="Arial"/>
+          <w:b w:val="0"/>
+          <w:i w:val="0"/>
+          <w:color w:val="333333"/>
+          <w:sz w:val="21"/>
+        </w:rPr>
+        <w:t xml:space="preserve">F</w:t>
+      </w:r>
+      <w:r>
+        <w:rPr>
+          <w:rFonts w:ascii="Arial" w:hAnsi="Arial" w:cs="Arial"/>
+          <w:b w:val="0"/>
+          <w:i w:val="0"/>
+          <w:color w:val="333333"/>
+          <w:sz w:val="21"/>
+          <w:vertAlign w:val="subscript"/>
+        </w:rPr>
+        <w:t xml:space="preserve">0</w:t>
+      </w:r>
+      <w:r>
+        <w:rPr>
+          <w:rFonts w:ascii="Arial" w:hAnsi="Arial" w:cs="Arial"/>
+          <w:b w:val="0"/>
+          <w:i w:val="0"/>
+          <w:color w:val="333333"/>
+          <w:sz w:val="21"/>
+        </w:rPr>
+        <w:t xml:space="preserve">/k</w:t>
       </w:r>
     </w:p>
     <w:p>
@@ -8648,7 +9434,35 @@
           <w:i w:val="0"/>
           <w:sz w:val="22"/>
         </w:rPr>
-        <w:t>Gaya sentrifugal akibat rotating unbalance F = m0·e·ω² menyiratkan bahwa...</w:t>
+        <w:t xml:space="preserve">Gaya sentrifugal akibat rotating unbalance F = </w:t>
+      </w:r>
+      <w:r>
+        <w:rPr>
+          <w:rFonts w:ascii="Arial" w:hAnsi="Arial" w:cs="Arial"/>
+          <w:b w:val="0"/>
+          <w:i w:val="0"/>
+          <w:sz w:val="22"/>
+        </w:rPr>
+        <w:t xml:space="preserve">m</w:t>
+      </w:r>
+      <w:r>
+        <w:rPr>
+          <w:rFonts w:ascii="Arial" w:hAnsi="Arial" w:cs="Arial"/>
+          <w:b w:val="0"/>
+          <w:i w:val="0"/>
+          <w:sz w:val="22"/>
+          <w:vertAlign w:val="subscript"/>
+        </w:rPr>
+        <w:t xml:space="preserve">0</w:t>
+      </w:r>
+      <w:r>
+        <w:rPr>
+          <w:rFonts w:ascii="Arial" w:hAnsi="Arial" w:cs="Arial"/>
+          <w:b w:val="0"/>
+          <w:i w:val="0"/>
+          <w:sz w:val="22"/>
+        </w:rPr>
+        <w:t xml:space="preserve">·e·ω² menyiratkan bahwa...</w:t>
       </w:r>
     </w:p>
     <w:p>
@@ -8816,7 +9630,35 @@
           <w:i w:val="0"/>
           <w:sz w:val="22"/>
         </w:rPr>
-        <w:t>Faktor pembesaran R = X·M/(m0·e) pada rotating unbalance berbeda dari DMF biasa karena...</w:t>
+        <w:t xml:space="preserve">Faktor pembesaran R = X·M/(</w:t>
+      </w:r>
+      <w:r>
+        <w:rPr>
+          <w:rFonts w:ascii="Arial" w:hAnsi="Arial" w:cs="Arial"/>
+          <w:b w:val="0"/>
+          <w:i w:val="0"/>
+          <w:sz w:val="22"/>
+        </w:rPr>
+        <w:t xml:space="preserve">m</w:t>
+      </w:r>
+      <w:r>
+        <w:rPr>
+          <w:rFonts w:ascii="Arial" w:hAnsi="Arial" w:cs="Arial"/>
+          <w:b w:val="0"/>
+          <w:i w:val="0"/>
+          <w:sz w:val="22"/>
+          <w:vertAlign w:val="subscript"/>
+        </w:rPr>
+        <w:t xml:space="preserve">0</w:t>
+      </w:r>
+      <w:r>
+        <w:rPr>
+          <w:rFonts w:ascii="Arial" w:hAnsi="Arial" w:cs="Arial"/>
+          <w:b w:val="0"/>
+          <w:i w:val="0"/>
+          <w:sz w:val="22"/>
+        </w:rPr>
+        <w:t xml:space="preserve">·e) pada rotating unbalance berbeda dari DMF biasa karena...</w:t>
       </w:r>
     </w:p>
     <w:p>
@@ -9152,7 +9994,35 @@
           <w:i w:val="0"/>
           <w:sz w:val="22"/>
         </w:rPr>
-        <w:t>Strategi paling efektif untuk mengurangi amplitudo asimptotik X = m0·e/M pada rotating unbalance adalah...</w:t>
+        <w:t xml:space="preserve">Strategi paling efektif untuk mengurangi amplitudo asimptotik X = </w:t>
+      </w:r>
+      <w:r>
+        <w:rPr>
+          <w:rFonts w:ascii="Arial" w:hAnsi="Arial" w:cs="Arial"/>
+          <w:b w:val="0"/>
+          <w:i w:val="0"/>
+          <w:sz w:val="22"/>
+        </w:rPr>
+        <w:t xml:space="preserve">m</w:t>
+      </w:r>
+      <w:r>
+        <w:rPr>
+          <w:rFonts w:ascii="Arial" w:hAnsi="Arial" w:cs="Arial"/>
+          <w:b w:val="0"/>
+          <w:i w:val="0"/>
+          <w:sz w:val="22"/>
+          <w:vertAlign w:val="subscript"/>
+        </w:rPr>
+        <w:t xml:space="preserve">0</w:t>
+      </w:r>
+      <w:r>
+        <w:rPr>
+          <w:rFonts w:ascii="Arial" w:hAnsi="Arial" w:cs="Arial"/>
+          <w:b w:val="0"/>
+          <w:i w:val="0"/>
+          <w:sz w:val="22"/>
+        </w:rPr>
+        <w:t xml:space="preserve">·e/M pada rotating unbalance adalah...</w:t>
       </w:r>
     </w:p>
     <w:p>
@@ -9224,7 +10094,38 @@
           <w:color w:val="333333"/>
           <w:sz w:val="21"/>
         </w:rPr>
-        <w:t>Menambah massa frame M (inertia block) dan mengurangi m0·e lewat balancing presisi, karena X asimptotik berbanding terbalik dengan M</w:t>
+        <w:t xml:space="preserve">Menambah massa frame M (inertia block) dan mengurangi </w:t>
+      </w:r>
+      <w:r>
+        <w:rPr>
+          <w:rFonts w:ascii="Arial" w:hAnsi="Arial" w:cs="Arial"/>
+          <w:b w:val="0"/>
+          <w:i w:val="0"/>
+          <w:color w:val="333333"/>
+          <w:sz w:val="21"/>
+        </w:rPr>
+        <w:t xml:space="preserve">m</w:t>
+      </w:r>
+      <w:r>
+        <w:rPr>
+          <w:rFonts w:ascii="Arial" w:hAnsi="Arial" w:cs="Arial"/>
+          <w:b w:val="0"/>
+          <w:i w:val="0"/>
+          <w:color w:val="333333"/>
+          <w:sz w:val="21"/>
+          <w:vertAlign w:val="subscript"/>
+        </w:rPr>
+        <w:t xml:space="preserve">0</w:t>
+      </w:r>
+      <w:r>
+        <w:rPr>
+          <w:rFonts w:ascii="Arial" w:hAnsi="Arial" w:cs="Arial"/>
+          <w:b w:val="0"/>
+          <w:i w:val="0"/>
+          <w:color w:val="333333"/>
+          <w:sz w:val="21"/>
+        </w:rPr>
+        <w:t xml:space="preserve">·e lewat balancing presisi, karena X asimptotik berbanding terbalik dengan M</w:t>
       </w:r>
     </w:p>
     <w:p>
@@ -9327,7 +10228,35 @@
           <w:i w:val="0"/>
           <w:sz w:val="22"/>
         </w:rPr>
-        <w:t>Parameter referensi (dipakai C1-C10, definisikan sekali di Jupyter):</w:t>
+        <w:t xml:space="preserve">Parameter referensi (dipakai </w:t>
+      </w:r>
+      <w:r>
+        <w:rPr>
+          <w:rFonts w:ascii="Arial" w:hAnsi="Arial" w:cs="Arial"/>
+          <w:b w:val="0"/>
+          <w:i w:val="0"/>
+          <w:sz w:val="22"/>
+        </w:rPr>
+        <w:t xml:space="preserve">C</w:t>
+      </w:r>
+      <w:r>
+        <w:rPr>
+          <w:rFonts w:ascii="Arial" w:hAnsi="Arial" w:cs="Arial"/>
+          <w:b w:val="0"/>
+          <w:i w:val="0"/>
+          <w:sz w:val="22"/>
+          <w:vertAlign w:val="subscript"/>
+        </w:rPr>
+        <w:t xml:space="preserve">1</w:t>
+      </w:r>
+      <w:r>
+        <w:rPr>
+          <w:rFonts w:ascii="Arial" w:hAnsi="Arial" w:cs="Arial"/>
+          <w:b w:val="0"/>
+          <w:i w:val="0"/>
+          <w:sz w:val="22"/>
+        </w:rPr>
+        <w:t xml:space="preserve">-C10, definisikan sekali di Jupyter):</w:t>
       </w:r>
     </w:p>
     <w:p>
@@ -9375,7 +10304,63 @@
           <w:i w:val="0"/>
           <w:sz w:val="17"/>
         </w:rPr>
-        <w:t>M, m0, e, k2, zeta2 = 50, 2, 0.15, 120000, 0.08   # rotating unbalance: massa rangka (kg), massa unbalance (kg), eksentrisitas (m), kekakuan (N/m), rasio redaman</w:t>
+        <w:t xml:space="preserve">M, </w:t>
+      </w:r>
+      <w:r>
+        <w:rPr>
+          <w:rFonts w:ascii="Consolas" w:hAnsi="Consolas" w:cs="Consolas"/>
+          <w:b w:val="0"/>
+          <w:i w:val="0"/>
+          <w:sz w:val="17"/>
+        </w:rPr>
+        <w:t xml:space="preserve">m</w:t>
+      </w:r>
+      <w:r>
+        <w:rPr>
+          <w:rFonts w:ascii="Consolas" w:hAnsi="Consolas" w:cs="Consolas"/>
+          <w:b w:val="0"/>
+          <w:i w:val="0"/>
+          <w:sz w:val="17"/>
+          <w:vertAlign w:val="subscript"/>
+        </w:rPr>
+        <w:t xml:space="preserve">0</w:t>
+      </w:r>
+      <w:r>
+        <w:rPr>
+          <w:rFonts w:ascii="Consolas" w:hAnsi="Consolas" w:cs="Consolas"/>
+          <w:b w:val="0"/>
+          <w:i w:val="0"/>
+          <w:sz w:val="17"/>
+        </w:rPr>
+        <w:t xml:space="preserve">, e, </w:t>
+      </w:r>
+      <w:r>
+        <w:rPr>
+          <w:rFonts w:ascii="Consolas" w:hAnsi="Consolas" w:cs="Consolas"/>
+          <w:b w:val="0"/>
+          <w:i w:val="0"/>
+          <w:sz w:val="17"/>
+        </w:rPr>
+        <w:t xml:space="preserve">k</w:t>
+      </w:r>
+      <w:r>
+        <w:rPr>
+          <w:rFonts w:ascii="Consolas" w:hAnsi="Consolas" w:cs="Consolas"/>
+          <w:b w:val="0"/>
+          <w:i w:val="0"/>
+          <w:sz w:val="17"/>
+          <w:vertAlign w:val="subscript"/>
+        </w:rPr>
+        <w:t xml:space="preserve">2</w:t>
+      </w:r>
+      <w:r>
+        <w:rPr>
+          <w:rFonts w:ascii="Consolas" w:hAnsi="Consolas" w:cs="Consolas"/>
+          <w:b w:val="0"/>
+          <w:i w:val="0"/>
+          <w:sz w:val="17"/>
+        </w:rPr>
+        <w:t xml:space="preserve">, zeta2 = 50, 2, 0.15, 120000, 0.08   # rotating unbalance: massa rangka (kg), massa unbalance (kg), eksentrisitas (m), kekakuan (N/m), rasio redaman</w:t>
       </w:r>
     </w:p>
     <w:p>
@@ -9435,7 +10420,7 @@
           <w:color w:val="333333"/>
           <w:sz w:val="21"/>
         </w:rPr>
-        <w:t>omega_n = np.sqrt(k/m); c_c = 2*np.sqrt(k*m); zeta = c/c_c.</w:t>
+        <w:t xml:space="preserve">omega_n = np.sqrt(k/m); c_c = 2·np.sqrt(k*m); ζ = c/c_c.</w:t>
       </w:r>
     </w:p>
     <w:p>
@@ -9495,7 +10480,7 @@
           <w:color w:val="333333"/>
           <w:sz w:val="21"/>
         </w:rPr>
-        <w:t>v = 60/3.6; omega = 2*np.pi*v/L; r = omega/omega_n.</w:t>
+        <w:t xml:space="preserve">v = 60/3.6; ω = 2·np.pi·v/L; r = ω/omega_n.</w:t>
       </w:r>
     </w:p>
     <w:p>
@@ -9555,7 +10540,7 @@
           <w:color w:val="333333"/>
           <w:sz w:val="21"/>
         </w:rPr>
-        <w:t>Td = np.sqrt(1+(2*zeta*r)**2)/np.sqrt((1-r**2)**2+(2*zeta*r)**2); X = Td*Y.</w:t>
+        <w:t xml:space="preserve">Td = np.sqrt(1+(2*zeta*r)**2)/np.sqrt((1-r**2)**2+(2*zeta*r)**2); X = Td·Y.</w:t>
       </w:r>
     </w:p>
     <w:p>
@@ -9579,7 +10564,7 @@
           <w:i w:val="0"/>
           <w:sz w:val="22"/>
         </w:rPr>
-        <w:t>Hitung Td pada r=1 (tepat resonansi) menggunakan ζ yang sama, lalu verifikasi hasilnya sama dengan formula manual sqrt(1+4ζ²)/(2ζ). Cetak keduanya dan selisihnya.</w:t>
+        <w:t xml:space="preserve">Hitung Td pada r=1 (tepat resonansi) menggunakan ζ yang sama, lalu verifikasi hasilnya sama dengan formula manual √(1+4ζ²)/(2ζ). Cetak keduanya dan selisihnya.</w:t>
       </w:r>
     </w:p>
     <w:p>
@@ -9615,7 +10600,162 @@
           <w:color w:val="333333"/>
           <w:sz w:val="21"/>
         </w:rPr>
-        <w:t>Td_r1 = Td_fn(1.0, zeta); Td_manual = np.sqrt(1+4*zeta**2)/(2*zeta); selisih = abs(Td_r1-Td_manual).</w:t>
+        <w:t xml:space="preserve"/>
+      </w:r>
+      <w:r>
+        <w:rPr>
+          <w:rFonts w:ascii="Arial" w:hAnsi="Arial" w:cs="Arial"/>
+          <w:b w:val="0"/>
+          <w:i w:val="0"/>
+          <w:color w:val="333333"/>
+          <w:sz w:val="21"/>
+        </w:rPr>
+        <w:t xml:space="preserve">Td</w:t>
+      </w:r>
+      <w:r>
+        <w:rPr>
+          <w:rFonts w:ascii="Arial" w:hAnsi="Arial" w:cs="Arial"/>
+          <w:b w:val="0"/>
+          <w:i w:val="0"/>
+          <w:color w:val="333333"/>
+          <w:sz w:val="21"/>
+          <w:vertAlign w:val="subscript"/>
+        </w:rPr>
+        <w:t xml:space="preserve">r1</w:t>
+      </w:r>
+      <w:r>
+        <w:rPr>
+          <w:rFonts w:ascii="Arial" w:hAnsi="Arial" w:cs="Arial"/>
+          <w:b w:val="0"/>
+          <w:i w:val="0"/>
+          <w:color w:val="333333"/>
+          <w:sz w:val="21"/>
+        </w:rPr>
+        <w:t xml:space="preserve"> = </w:t>
+      </w:r>
+      <w:r>
+        <w:rPr>
+          <w:rFonts w:ascii="Arial" w:hAnsi="Arial" w:cs="Arial"/>
+          <w:b w:val="0"/>
+          <w:i w:val="0"/>
+          <w:color w:val="333333"/>
+          <w:sz w:val="21"/>
+        </w:rPr>
+        <w:t xml:space="preserve">Td</w:t>
+      </w:r>
+      <w:r>
+        <w:rPr>
+          <w:rFonts w:ascii="Arial" w:hAnsi="Arial" w:cs="Arial"/>
+          <w:b w:val="0"/>
+          <w:i w:val="0"/>
+          <w:color w:val="333333"/>
+          <w:sz w:val="21"/>
+          <w:vertAlign w:val="subscript"/>
+        </w:rPr>
+        <w:t xml:space="preserve">fn</w:t>
+      </w:r>
+      <w:r>
+        <w:rPr>
+          <w:rFonts w:ascii="Arial" w:hAnsi="Arial" w:cs="Arial"/>
+          <w:b w:val="0"/>
+          <w:i w:val="0"/>
+          <w:color w:val="333333"/>
+          <w:sz w:val="21"/>
+        </w:rPr>
+        <w:t xml:space="preserve">(1.0, ζ); </w:t>
+      </w:r>
+      <w:r>
+        <w:rPr>
+          <w:rFonts w:ascii="Arial" w:hAnsi="Arial" w:cs="Arial"/>
+          <w:b w:val="0"/>
+          <w:i w:val="0"/>
+          <w:color w:val="333333"/>
+          <w:sz w:val="21"/>
+        </w:rPr>
+        <w:t xml:space="preserve">Td</w:t>
+      </w:r>
+      <w:r>
+        <w:rPr>
+          <w:rFonts w:ascii="Arial" w:hAnsi="Arial" w:cs="Arial"/>
+          <w:b w:val="0"/>
+          <w:i w:val="0"/>
+          <w:color w:val="333333"/>
+          <w:sz w:val="21"/>
+          <w:vertAlign w:val="subscript"/>
+        </w:rPr>
+        <w:t xml:space="preserve">manual</w:t>
+      </w:r>
+      <w:r>
+        <w:rPr>
+          <w:rFonts w:ascii="Arial" w:hAnsi="Arial" w:cs="Arial"/>
+          <w:b w:val="0"/>
+          <w:i w:val="0"/>
+          <w:color w:val="333333"/>
+          <w:sz w:val="21"/>
+        </w:rPr>
+        <w:t xml:space="preserve"> = np.sqrt(1+4*zeta**2)/(2·ζ); selisih = abs(</w:t>
+      </w:r>
+      <w:r>
+        <w:rPr>
+          <w:rFonts w:ascii="Arial" w:hAnsi="Arial" w:cs="Arial"/>
+          <w:b w:val="0"/>
+          <w:i w:val="0"/>
+          <w:color w:val="333333"/>
+          <w:sz w:val="21"/>
+        </w:rPr>
+        <w:t xml:space="preserve">Td</w:t>
+      </w:r>
+      <w:r>
+        <w:rPr>
+          <w:rFonts w:ascii="Arial" w:hAnsi="Arial" w:cs="Arial"/>
+          <w:b w:val="0"/>
+          <w:i w:val="0"/>
+          <w:color w:val="333333"/>
+          <w:sz w:val="21"/>
+          <w:vertAlign w:val="subscript"/>
+        </w:rPr>
+        <w:t xml:space="preserve">r1</w:t>
+      </w:r>
+      <w:r>
+        <w:rPr>
+          <w:rFonts w:ascii="Arial" w:hAnsi="Arial" w:cs="Arial"/>
+          <w:b w:val="0"/>
+          <w:i w:val="0"/>
+          <w:color w:val="333333"/>
+          <w:sz w:val="21"/>
+        </w:rPr>
+        <w:t xml:space="preserve">-</w:t>
+      </w:r>
+      <w:r>
+        <w:rPr>
+          <w:rFonts w:ascii="Arial" w:hAnsi="Arial" w:cs="Arial"/>
+          <w:b w:val="0"/>
+          <w:i w:val="0"/>
+          <w:color w:val="333333"/>
+          <w:sz w:val="21"/>
+        </w:rPr>
+        <w:t xml:space="preserve">Td</w:t>
+      </w:r>
+      <w:r>
+        <w:rPr>
+          <w:rFonts w:ascii="Arial" w:hAnsi="Arial" w:cs="Arial"/>
+          <w:b w:val="0"/>
+          <w:i w:val="0"/>
+          <w:color w:val="333333"/>
+          <w:sz w:val="21"/>
+          <w:vertAlign w:val="subscript"/>
+        </w:rPr>
+        <w:t xml:space="preserve">manual</w:t>
+      </w:r>
+      <w:r>
+        <w:rPr>
+          <w:rFonts w:ascii="Arial" w:hAnsi="Arial" w:cs="Arial"/>
+          <w:b w:val="0"/>
+          <w:i w:val="0"/>
+          <w:color w:val="333333"/>
+          <w:sz w:val="21"/>
+        </w:rPr>
+        <w:t xml:space="preserve">).</w:t>
       </w:r>
     </w:p>
     <w:p>
@@ -9675,7 +10815,38 @@
           <w:color w:val="333333"/>
           <w:sz w:val="21"/>
         </w:rPr>
-        <w:t>for z in [0.05,0.15,0.25,0.35]: print(Td_fn(np.sqrt(2), z)).</w:t>
+        <w:t xml:space="preserve">for z in [0.05,0.15,0.25,0.35]: print(</w:t>
+      </w:r>
+      <w:r>
+        <w:rPr>
+          <w:rFonts w:ascii="Arial" w:hAnsi="Arial" w:cs="Arial"/>
+          <w:b w:val="0"/>
+          <w:i w:val="0"/>
+          <w:color w:val="333333"/>
+          <w:sz w:val="21"/>
+        </w:rPr>
+        <w:t xml:space="preserve">Td</w:t>
+      </w:r>
+      <w:r>
+        <w:rPr>
+          <w:rFonts w:ascii="Arial" w:hAnsi="Arial" w:cs="Arial"/>
+          <w:b w:val="0"/>
+          <w:i w:val="0"/>
+          <w:color w:val="333333"/>
+          <w:sz w:val="21"/>
+          <w:vertAlign w:val="subscript"/>
+        </w:rPr>
+        <w:t xml:space="preserve">fn</w:t>
+      </w:r>
+      <w:r>
+        <w:rPr>
+          <w:rFonts w:ascii="Arial" w:hAnsi="Arial" w:cs="Arial"/>
+          <w:b w:val="0"/>
+          <w:i w:val="0"/>
+          <w:color w:val="333333"/>
+          <w:sz w:val="21"/>
+        </w:rPr>
+        <w:t xml:space="preserve">(np.sqrt(2), z)).</w:t>
       </w:r>
     </w:p>
     <w:p>
@@ -9699,7 +10870,35 @@
           <w:i w:val="0"/>
           <w:sz w:val="22"/>
         </w:rPr>
-        <w:t>Hitung frekuensi natural ωn2 untuk sistem rotating unbalance mesin cuci (M, k2). Untuk skenario spin-cycle 800 rpm, hitung ω dan rasio frekuensi r. Cetak semuanya.</w:t>
+        <w:t xml:space="preserve">Hitung frekuensi natural ωn2 untuk sistem rotating unbalance mesin cuci (M, </w:t>
+      </w:r>
+      <w:r>
+        <w:rPr>
+          <w:rFonts w:ascii="Arial" w:hAnsi="Arial" w:cs="Arial"/>
+          <w:b w:val="0"/>
+          <w:i w:val="0"/>
+          <w:sz w:val="22"/>
+        </w:rPr>
+        <w:t xml:space="preserve">k</w:t>
+      </w:r>
+      <w:r>
+        <w:rPr>
+          <w:rFonts w:ascii="Arial" w:hAnsi="Arial" w:cs="Arial"/>
+          <w:b w:val="0"/>
+          <w:i w:val="0"/>
+          <w:sz w:val="22"/>
+          <w:vertAlign w:val="subscript"/>
+        </w:rPr>
+        <w:t xml:space="preserve">2</w:t>
+      </w:r>
+      <w:r>
+        <w:rPr>
+          <w:rFonts w:ascii="Arial" w:hAnsi="Arial" w:cs="Arial"/>
+          <w:b w:val="0"/>
+          <w:i w:val="0"/>
+          <w:sz w:val="22"/>
+        </w:rPr>
+        <w:t xml:space="preserve">). Untuk skenario spin-cycle 800 rpm, hitung ω dan rasio frekuensi r. Cetak semuanya.</w:t>
       </w:r>
     </w:p>
     <w:p>
@@ -9735,7 +10934,69 @@
           <w:color w:val="333333"/>
           <w:sz w:val="21"/>
         </w:rPr>
-        <w:t>omega_n2 = np.sqrt(k2/M); omega = 800*2*np.pi/60; r = omega/omega_n2.</w:t>
+        <w:t xml:space="preserve"/>
+      </w:r>
+      <w:r>
+        <w:rPr>
+          <w:rFonts w:ascii="Arial" w:hAnsi="Arial" w:cs="Arial"/>
+          <w:b w:val="0"/>
+          <w:i w:val="0"/>
+          <w:color w:val="333333"/>
+          <w:sz w:val="21"/>
+        </w:rPr>
+        <w:t xml:space="preserve">ω</w:t>
+      </w:r>
+      <w:r>
+        <w:rPr>
+          <w:rFonts w:ascii="Arial" w:hAnsi="Arial" w:cs="Arial"/>
+          <w:b w:val="0"/>
+          <w:i w:val="0"/>
+          <w:color w:val="333333"/>
+          <w:sz w:val="21"/>
+          <w:vertAlign w:val="subscript"/>
+        </w:rPr>
+        <w:t xml:space="preserve">n2</w:t>
+      </w:r>
+      <w:r>
+        <w:rPr>
+          <w:rFonts w:ascii="Arial" w:hAnsi="Arial" w:cs="Arial"/>
+          <w:b w:val="0"/>
+          <w:i w:val="0"/>
+          <w:color w:val="333333"/>
+          <w:sz w:val="21"/>
+        </w:rPr>
+        <w:t xml:space="preserve"> = np.sqrt(k2/M); ω = 800·2·np.pi/60; r = ω/</w:t>
+      </w:r>
+      <w:r>
+        <w:rPr>
+          <w:rFonts w:ascii="Arial" w:hAnsi="Arial" w:cs="Arial"/>
+          <w:b w:val="0"/>
+          <w:i w:val="0"/>
+          <w:color w:val="333333"/>
+          <w:sz w:val="21"/>
+        </w:rPr>
+        <w:t xml:space="preserve">ω</w:t>
+      </w:r>
+      <w:r>
+        <w:rPr>
+          <w:rFonts w:ascii="Arial" w:hAnsi="Arial" w:cs="Arial"/>
+          <w:b w:val="0"/>
+          <w:i w:val="0"/>
+          <w:color w:val="333333"/>
+          <w:sz w:val="21"/>
+          <w:vertAlign w:val="subscript"/>
+        </w:rPr>
+        <w:t xml:space="preserve">n2</w:t>
+      </w:r>
+      <w:r>
+        <w:rPr>
+          <w:rFonts w:ascii="Arial" w:hAnsi="Arial" w:cs="Arial"/>
+          <w:b w:val="0"/>
+          <w:i w:val="0"/>
+          <w:color w:val="333333"/>
+          <w:sz w:val="21"/>
+        </w:rPr>
+        <w:t xml:space="preserve">.</w:t>
       </w:r>
     </w:p>
     <w:p>
@@ -9759,7 +11020,35 @@
           <w:i w:val="0"/>
           <w:sz w:val="22"/>
         </w:rPr>
-        <w:t>Hitung faktor pembesaran R dan amplitudo X (mm) untuk skenario mesin cuci di atas (gunakan zeta2). Bandingkan dengan X asimptotik teoritis m0·e/M.</w:t>
+        <w:t xml:space="preserve">Hitung faktor pembesaran R dan amplitudo X (mm) untuk skenario mesin cuci di atas (gunakan zeta2). Bandingkan dengan X asimptotik teoritis </w:t>
+      </w:r>
+      <w:r>
+        <w:rPr>
+          <w:rFonts w:ascii="Arial" w:hAnsi="Arial" w:cs="Arial"/>
+          <w:b w:val="0"/>
+          <w:i w:val="0"/>
+          <w:sz w:val="22"/>
+        </w:rPr>
+        <w:t xml:space="preserve">m</w:t>
+      </w:r>
+      <w:r>
+        <w:rPr>
+          <w:rFonts w:ascii="Arial" w:hAnsi="Arial" w:cs="Arial"/>
+          <w:b w:val="0"/>
+          <w:i w:val="0"/>
+          <w:sz w:val="22"/>
+          <w:vertAlign w:val="subscript"/>
+        </w:rPr>
+        <w:t xml:space="preserve">0</w:t>
+      </w:r>
+      <w:r>
+        <w:rPr>
+          <w:rFonts w:ascii="Arial" w:hAnsi="Arial" w:cs="Arial"/>
+          <w:b w:val="0"/>
+          <w:i w:val="0"/>
+          <w:sz w:val="22"/>
+        </w:rPr>
+        <w:t xml:space="preserve">·e/M.</w:t>
       </w:r>
     </w:p>
     <w:p>
@@ -9795,7 +11084,38 @@
           <w:color w:val="333333"/>
           <w:sz w:val="21"/>
         </w:rPr>
-        <w:t>R = r**2/np.sqrt((1-r**2)**2+(2*zeta2*r)**2); X = R*m0*e/M; X_asim = m0*e/M.</w:t>
+        <w:t xml:space="preserve">R = r**2/np.sqrt((1-r**2)**2+(2*zeta2*r)**2); X = R·m0·e/M; </w:t>
+      </w:r>
+      <w:r>
+        <w:rPr>
+          <w:rFonts w:ascii="Arial" w:hAnsi="Arial" w:cs="Arial"/>
+          <w:b w:val="0"/>
+          <w:i w:val="0"/>
+          <w:color w:val="333333"/>
+          <w:sz w:val="21"/>
+        </w:rPr>
+        <w:t xml:space="preserve">X</w:t>
+      </w:r>
+      <w:r>
+        <w:rPr>
+          <w:rFonts w:ascii="Arial" w:hAnsi="Arial" w:cs="Arial"/>
+          <w:b w:val="0"/>
+          <w:i w:val="0"/>
+          <w:color w:val="333333"/>
+          <w:sz w:val="21"/>
+          <w:vertAlign w:val="subscript"/>
+        </w:rPr>
+        <w:t xml:space="preserve">asim</w:t>
+      </w:r>
+      <w:r>
+        <w:rPr>
+          <w:rFonts w:ascii="Arial" w:hAnsi="Arial" w:cs="Arial"/>
+          <w:b w:val="0"/>
+          <w:i w:val="0"/>
+          <w:color w:val="333333"/>
+          <w:sz w:val="21"/>
+        </w:rPr>
+        <w:t xml:space="preserve"> = m0·e/M.</w:t>
       </w:r>
     </w:p>
     <w:p>
@@ -9855,7 +11175,38 @@
           <w:color w:val="333333"/>
           <w:sz w:val="21"/>
         </w:rPr>
-        <w:t>r_max = 1/np.sqrt(1-2*zeta2**2); R_max = 1/(2*zeta2*np.sqrt(1-zeta2**2)).</w:t>
+        <w:t xml:space="preserve">r_max = 1/np.sqrt(1-2*zeta2**2); </w:t>
+      </w:r>
+      <w:r>
+        <w:rPr>
+          <w:rFonts w:ascii="Arial" w:hAnsi="Arial" w:cs="Arial"/>
+          <w:b w:val="0"/>
+          <w:i w:val="0"/>
+          <w:color w:val="333333"/>
+          <w:sz w:val="21"/>
+        </w:rPr>
+        <w:t xml:space="preserve">R</w:t>
+      </w:r>
+      <w:r>
+        <w:rPr>
+          <w:rFonts w:ascii="Arial" w:hAnsi="Arial" w:cs="Arial"/>
+          <w:b w:val="0"/>
+          <w:i w:val="0"/>
+          <w:color w:val="333333"/>
+          <w:sz w:val="21"/>
+          <w:vertAlign w:val="subscript"/>
+        </w:rPr>
+        <w:t xml:space="preserve">max</w:t>
+      </w:r>
+      <w:r>
+        <w:rPr>
+          <w:rFonts w:ascii="Arial" w:hAnsi="Arial" w:cs="Arial"/>
+          <w:b w:val="0"/>
+          <w:i w:val="0"/>
+          <w:color w:val="333333"/>
+          <w:sz w:val="21"/>
+        </w:rPr>
+        <w:t xml:space="preserve"> = 1/(2·zeta2·np.sqrt(1-zeta2**2)).</w:t>
       </w:r>
     </w:p>
     <w:p>
@@ -9879,7 +11230,35 @@
           <w:i w:val="0"/>
           <w:sz w:val="22"/>
         </w:rPr>
-        <w:t>Hitung gaya sentrifugal F=m0·e·ω² pada 800 rpm dan pada 400 rpm. Cetak keduanya dan buktikan rasio F(800)/F(400) sama dengan 4, konsisten dengan F berbanding lurus ω².</w:t>
+        <w:t xml:space="preserve">Hitung gaya sentrifugal F=</w:t>
+      </w:r>
+      <w:r>
+        <w:rPr>
+          <w:rFonts w:ascii="Arial" w:hAnsi="Arial" w:cs="Arial"/>
+          <w:b w:val="0"/>
+          <w:i w:val="0"/>
+          <w:sz w:val="22"/>
+        </w:rPr>
+        <w:t xml:space="preserve">m</w:t>
+      </w:r>
+      <w:r>
+        <w:rPr>
+          <w:rFonts w:ascii="Arial" w:hAnsi="Arial" w:cs="Arial"/>
+          <w:b w:val="0"/>
+          <w:i w:val="0"/>
+          <w:sz w:val="22"/>
+          <w:vertAlign w:val="subscript"/>
+        </w:rPr>
+        <w:t xml:space="preserve">0</w:t>
+      </w:r>
+      <w:r>
+        <w:rPr>
+          <w:rFonts w:ascii="Arial" w:hAnsi="Arial" w:cs="Arial"/>
+          <w:b w:val="0"/>
+          <w:i w:val="0"/>
+          <w:sz w:val="22"/>
+        </w:rPr>
+        <w:t xml:space="preserve">·e·ω² pada 800 rpm dan pada 400 rpm. Cetak keduanya dan buktikan rasio F(800)/F(400) sama dengan 4, konsisten dengan F berbanding lurus ω².</w:t>
       </w:r>
     </w:p>
     <w:p>
@@ -9915,7 +11294,69 @@
           <w:color w:val="333333"/>
           <w:sz w:val="21"/>
         </w:rPr>
-        <w:t>omega_400 = 400*2*np.pi/60; F800 = m0*e*omega**2; F400 = m0*e*omega_400**2; rasio = F800/F400.</w:t>
+        <w:t xml:space="preserve"/>
+      </w:r>
+      <w:r>
+        <w:rPr>
+          <w:rFonts w:ascii="Arial" w:hAnsi="Arial" w:cs="Arial"/>
+          <w:b w:val="0"/>
+          <w:i w:val="0"/>
+          <w:color w:val="333333"/>
+          <w:sz w:val="21"/>
+        </w:rPr>
+        <w:t xml:space="preserve">ω</w:t>
+      </w:r>
+      <w:r>
+        <w:rPr>
+          <w:rFonts w:ascii="Arial" w:hAnsi="Arial" w:cs="Arial"/>
+          <w:b w:val="0"/>
+          <w:i w:val="0"/>
+          <w:color w:val="333333"/>
+          <w:sz w:val="21"/>
+          <w:vertAlign w:val="subscript"/>
+        </w:rPr>
+        <w:t xml:space="preserve">400</w:t>
+      </w:r>
+      <w:r>
+        <w:rPr>
+          <w:rFonts w:ascii="Arial" w:hAnsi="Arial" w:cs="Arial"/>
+          <w:b w:val="0"/>
+          <w:i w:val="0"/>
+          <w:color w:val="333333"/>
+          <w:sz w:val="21"/>
+        </w:rPr>
+        <w:t xml:space="preserve"> = 400·2·np.pi/60; F800 = m0·e·ω**2; F400 = m0·e·</w:t>
+      </w:r>
+      <w:r>
+        <w:rPr>
+          <w:rFonts w:ascii="Arial" w:hAnsi="Arial" w:cs="Arial"/>
+          <w:b w:val="0"/>
+          <w:i w:val="0"/>
+          <w:color w:val="333333"/>
+          <w:sz w:val="21"/>
+        </w:rPr>
+        <w:t xml:space="preserve">ω</w:t>
+      </w:r>
+      <w:r>
+        <w:rPr>
+          <w:rFonts w:ascii="Arial" w:hAnsi="Arial" w:cs="Arial"/>
+          <w:b w:val="0"/>
+          <w:i w:val="0"/>
+          <w:color w:val="333333"/>
+          <w:sz w:val="21"/>
+          <w:vertAlign w:val="subscript"/>
+        </w:rPr>
+        <w:t xml:space="preserve">400</w:t>
+      </w:r>
+      <w:r>
+        <w:rPr>
+          <w:rFonts w:ascii="Arial" w:hAnsi="Arial" w:cs="Arial"/>
+          <w:b w:val="0"/>
+          <w:i w:val="0"/>
+          <w:color w:val="333333"/>
+          <w:sz w:val="21"/>
+        </w:rPr>
+        <w:t xml:space="preserve">**2; rasio = F800/F400.</w:t>
       </w:r>
     </w:p>
     <w:p>
@@ -9939,7 +11380,7 @@
           <w:i w:val="0"/>
           <w:sz w:val="22"/>
         </w:rPr>
-        <w:t>Untuk parameter turbin (M=2000, m0e=0,05 kg.m, k=2e7, c=8000), hitung ωn, ζ, dan faktor pembesaran R tepat di resonansi (r=1). Cetak ketiganya.</w:t>
+        <w:t xml:space="preserve">Untuk parameter turbin (M=2000, m0e=0,05 kg·m, k=2e7, c=8000), hitung ωn, ζ, dan faktor pembesaran R tepat di resonansi (r=1). Cetak ketiganya.</w:t>
       </w:r>
     </w:p>
     <w:p>
@@ -9975,7 +11416,38 @@
           <w:color w:val="333333"/>
           <w:sz w:val="21"/>
         </w:rPr>
-        <w:t>omega_n = np.sqrt(k/M); zeta = c/(2*np.sqrt(k*M)); R_res = 1/(2*zeta).</w:t>
+        <w:t xml:space="preserve">omega_n = np.sqrt(k/M); ζ = c/(2·np.sqrt(k*M)); </w:t>
+      </w:r>
+      <w:r>
+        <w:rPr>
+          <w:rFonts w:ascii="Arial" w:hAnsi="Arial" w:cs="Arial"/>
+          <w:b w:val="0"/>
+          <w:i w:val="0"/>
+          <w:color w:val="333333"/>
+          <w:sz w:val="21"/>
+        </w:rPr>
+        <w:t xml:space="preserve">R</w:t>
+      </w:r>
+      <w:r>
+        <w:rPr>
+          <w:rFonts w:ascii="Arial" w:hAnsi="Arial" w:cs="Arial"/>
+          <w:b w:val="0"/>
+          <w:i w:val="0"/>
+          <w:color w:val="333333"/>
+          <w:sz w:val="21"/>
+          <w:vertAlign w:val="subscript"/>
+        </w:rPr>
+        <w:t xml:space="preserve">res</w:t>
+      </w:r>
+      <w:r>
+        <w:rPr>
+          <w:rFonts w:ascii="Arial" w:hAnsi="Arial" w:cs="Arial"/>
+          <w:b w:val="0"/>
+          <w:i w:val="0"/>
+          <w:color w:val="333333"/>
+          <w:sz w:val="21"/>
+        </w:rPr>
+        <w:t xml:space="preserve"> = 1/(2·ζ).</w:t>
       </w:r>
     </w:p>
     <w:p>
@@ -10030,7 +11502,63 @@
           <w:i w:val="0"/>
           <w:sz w:val="22"/>
         </w:rPr>
-        <w:t>Implementasikan integrator RK4 dari awal (tanpa scipy) untuk mensimulasikan respons total base motion sistem suspensi (m=300, k=22500, c=1500, Y=0,05) pada r=0,8 (ω=0,8·ωn), kondisi awal x0=0, ẋ0=0, dt=0,0005, t_max=3. Cetak nilai x(t=2,0 s) dan bandingkan dengan amplitudo steady-state teoritis X=Td·Y.</w:t>
+        <w:t xml:space="preserve">Implementasikan integrator RK4 dari awal (tanpa scipy) untuk mensimulasikan respons total base motion sistem suspensi (m=300, k=22500, c=1500, Y=0,05) pada r=0,8 (ω=0,8·ωn), kondisi awal </w:t>
+      </w:r>
+      <w:r>
+        <w:rPr>
+          <w:rFonts w:ascii="Arial" w:hAnsi="Arial" w:cs="Arial"/>
+          <w:b w:val="0"/>
+          <w:i w:val="0"/>
+          <w:sz w:val="22"/>
+        </w:rPr>
+        <w:t xml:space="preserve">x</w:t>
+      </w:r>
+      <w:r>
+        <w:rPr>
+          <w:rFonts w:ascii="Arial" w:hAnsi="Arial" w:cs="Arial"/>
+          <w:b w:val="0"/>
+          <w:i w:val="0"/>
+          <w:sz w:val="22"/>
+          <w:vertAlign w:val="subscript"/>
+        </w:rPr>
+        <w:t xml:space="preserve">0</w:t>
+      </w:r>
+      <w:r>
+        <w:rPr>
+          <w:rFonts w:ascii="Arial" w:hAnsi="Arial" w:cs="Arial"/>
+          <w:b w:val="0"/>
+          <w:i w:val="0"/>
+          <w:sz w:val="22"/>
+        </w:rPr>
+        <w:t xml:space="preserve">=0, ẋ0=0, dt=0,0005, </w:t>
+      </w:r>
+      <w:r>
+        <w:rPr>
+          <w:rFonts w:ascii="Arial" w:hAnsi="Arial" w:cs="Arial"/>
+          <w:b w:val="0"/>
+          <w:i w:val="0"/>
+          <w:sz w:val="22"/>
+        </w:rPr>
+        <w:t xml:space="preserve">t</w:t>
+      </w:r>
+      <w:r>
+        <w:rPr>
+          <w:rFonts w:ascii="Arial" w:hAnsi="Arial" w:cs="Arial"/>
+          <w:b w:val="0"/>
+          <w:i w:val="0"/>
+          <w:sz w:val="22"/>
+          <w:vertAlign w:val="subscript"/>
+        </w:rPr>
+        <w:t xml:space="preserve">max</w:t>
+      </w:r>
+      <w:r>
+        <w:rPr>
+          <w:rFonts w:ascii="Arial" w:hAnsi="Arial" w:cs="Arial"/>
+          <w:b w:val="0"/>
+          <w:i w:val="0"/>
+          <w:sz w:val="22"/>
+        </w:rPr>
+        <w:t xml:space="preserve">=3. Cetak nilai x(t=2,0 s) dan bandingkan dengan amplitudo steady-state teoritis X=Td·Y.</w:t>
       </w:r>
     </w:p>
     <w:p>
@@ -10066,7 +11594,38 @@
           <w:color w:val="333333"/>
           <w:sz w:val="21"/>
         </w:rPr>
-        <w:t>Definisikan fungsi base_motion_eom(t,y) dengan gaya efektif F_eff(t)=k*Y*np.sin(omega*t)+c*Y*omega*np.cos(omega*t), lalu jalankan loop RK4 seperti Pertemuan 4, ambil x pada indeks bulat(2.0/dt), bandingkan dengan Td*Y.</w:t>
+        <w:t xml:space="preserve">Definisikan fungsi base_motion_eom(t,y) dengan gaya efektif </w:t>
+      </w:r>
+      <w:r>
+        <w:rPr>
+          <w:rFonts w:ascii="Arial" w:hAnsi="Arial" w:cs="Arial"/>
+          <w:b w:val="0"/>
+          <w:i w:val="0"/>
+          <w:color w:val="333333"/>
+          <w:sz w:val="21"/>
+        </w:rPr>
+        <w:t xml:space="preserve">F</w:t>
+      </w:r>
+      <w:r>
+        <w:rPr>
+          <w:rFonts w:ascii="Arial" w:hAnsi="Arial" w:cs="Arial"/>
+          <w:b w:val="0"/>
+          <w:i w:val="0"/>
+          <w:color w:val="333333"/>
+          <w:sz w:val="21"/>
+          <w:vertAlign w:val="subscript"/>
+        </w:rPr>
+        <w:t xml:space="preserve">eff</w:t>
+      </w:r>
+      <w:r>
+        <w:rPr>
+          <w:rFonts w:ascii="Arial" w:hAnsi="Arial" w:cs="Arial"/>
+          <w:b w:val="0"/>
+          <w:i w:val="0"/>
+          <w:color w:val="333333"/>
+          <w:sz w:val="21"/>
+        </w:rPr>
+        <w:t xml:space="preserve">(t)=k·Y·np.sin(omega*t)+c·Y·ω·np.cos(omega*t), lalu jalankan loop RK4 seperti Pertemuan 4, ambil x pada indeks bulat(2.0/dt), bandingkan dengan Td·Y.</w:t>
       </w:r>
     </w:p>
     <w:p>
@@ -10090,7 +11649,7 @@
           <w:i w:val="0"/>
           <w:sz w:val="22"/>
         </w:rPr>
-        <w:t>Implementasikan fungsi cari_r_isolasi(zeta, target_Td) yang mencari r minimum (loop pada rentang di atas √2 dengan resolusi tinggi) agar Td(r,zeta) &lt; target_Td. Terapkan pada zeta=0,15 dengan target_Td=0,10 (isolasi 90%). Cetak r minimum yang ditemukan dan verifikasi Td-nya.</w:t>
+        <w:t xml:space="preserve">Implementasikan fungsi cari_r_isolasi(ζ, target_Td) yang mencari r minimum (loop pada rentang di atas √2 dengan resolusi tinggi) agar Td(r,ζ) &lt; target_Td. Terapkan pada ζ=0,15 dengan target_Td=0,10 (isolasi 90%). Cetak r minimum yang ditemukan dan verifikasi Td-nya.</w:t>
       </w:r>
     </w:p>
     <w:p>
@@ -10126,7 +11685,7 @@
           <w:color w:val="333333"/>
           <w:sz w:val="21"/>
         </w:rPr>
-        <w:t>Loop r dari np.linspace(np.sqrt(2), 10, 5000), hentikan begitu Td(r,zeta) &lt; target_Td pertama kali terpenuhi, cetak r dan Td(r,zeta) pada titik tersebut.</w:t>
+        <w:t xml:space="preserve">Loop r dari np.linspace(np.sqrt(2), 10, 5000), hentikan begitu Td(r,ζ) &lt; target_Td pertama kali terpenuhi, cetak r dan Td(r,ζ) pada titik tersebut.</w:t>
       </w:r>
     </w:p>
     <w:p>
@@ -10150,7 +11709,7 @@
           <w:i w:val="0"/>
           <w:sz w:val="22"/>
         </w:rPr>
-        <w:t>Implementasikan fungsi klasifikasi_zona(r) yang mengembalikan label ('rigid, ikut pondasi' jika r&lt;0,7; 'tepat resonansi' jika 0,98&lt;=r&lt;=1,02; 'mendekati resonansi' jika 0,7&lt;=r&lt;1,3 dan bukan tepat resonansi; 'isolasi' jika r&gt;=1,3) berdasarkan aturan if-elif berurutan. Terapkan pada r hasil C2 (suspensi 60 km/jam) dan pada r=1,0077 (skenario 25 km/jam dari analogi modul), cetak label keduanya.</w:t>
+        <w:t xml:space="preserve">Implementasikan fungsi klasifikasi_zona(r) yang mengembalikan label ('rigid, ikut pondasi' jika r&lt;0,7; 'tepat resonansi' jika 0,98≤r≤1,02; 'mendekati resonansi' jika 0,7≤r&lt;1,3 dan bukan tepat resonansi; 'isolasi' jika r≥1,3) berdasarkan aturan if-elif berurutan. Terapkan pada r hasil C2 (suspensi 60 km/jam) dan pada r=1,0077 (skenario 25 km/jam dari analogi modul), cetak label keduanya.</w:t>
       </w:r>
     </w:p>
     <w:p>
@@ -10210,7 +11769,35 @@
           <w:i w:val="0"/>
           <w:sz w:val="22"/>
         </w:rPr>
-        <w:t>Implementasikan pencarian rmax dan Rmax secara numerik (brute-force grid search pada rentang r dari 0,5 sampai 2 dengan minimal 10000 titik) untuk zeta=0,08, TANPA menggunakan rumus analitik rmax=1/sqrt(1-2ζ²). Bandingkan hasil numerik dengan rumus analitik dari C8, cetak selisihnya, dan verifikasi keduanya konsisten hingga 3 desimal.</w:t>
+        <w:t xml:space="preserve">Implementasikan pencarian rmax dan Rmax secara numerik (brute-force grid search pada rentang r dari 0,5 sampai 2 dengan minimal 10000 titik) untuk ζ=0,08, TANPA menggunakan rumus analitik rmax=1/√(1-2ζ²). Bandingkan hasil numerik dengan rumus analitik dari </w:t>
+      </w:r>
+      <w:r>
+        <w:rPr>
+          <w:rFonts w:ascii="Arial" w:hAnsi="Arial" w:cs="Arial"/>
+          <w:b w:val="0"/>
+          <w:i w:val="0"/>
+          <w:sz w:val="22"/>
+        </w:rPr>
+        <w:t xml:space="preserve">C</w:t>
+      </w:r>
+      <w:r>
+        <w:rPr>
+          <w:rFonts w:ascii="Arial" w:hAnsi="Arial" w:cs="Arial"/>
+          <w:b w:val="0"/>
+          <w:i w:val="0"/>
+          <w:sz w:val="22"/>
+          <w:vertAlign w:val="subscript"/>
+        </w:rPr>
+        <w:t xml:space="preserve">8</w:t>
+      </w:r>
+      <w:r>
+        <w:rPr>
+          <w:rFonts w:ascii="Arial" w:hAnsi="Arial" w:cs="Arial"/>
+          <w:b w:val="0"/>
+          <w:i w:val="0"/>
+          <w:sz w:val="22"/>
+        </w:rPr>
+        <w:t xml:space="preserve">, cetak selisihnya, dan verifikasi keduanya konsisten hingga 3 desimal.</w:t>
       </w:r>
     </w:p>
     <w:p>
@@ -10246,7 +11833,193 @@
           <w:color w:val="333333"/>
           <w:sz w:val="21"/>
         </w:rPr>
-        <w:t>r_grid = np.linspace(0.5, 2, 10000); R_grid = R_fn(r_grid, 0.08); idx_max = np.argmax(R_grid); r_max_numerik = r_grid[idx_max]; R_max_numerik = R_grid[idx_max]; bandingkan dengan rumus analitik C8.</w:t>
+        <w:t xml:space="preserve"/>
+      </w:r>
+      <w:r>
+        <w:rPr>
+          <w:rFonts w:ascii="Arial" w:hAnsi="Arial" w:cs="Arial"/>
+          <w:b w:val="0"/>
+          <w:i w:val="0"/>
+          <w:color w:val="333333"/>
+          <w:sz w:val="21"/>
+        </w:rPr>
+        <w:t xml:space="preserve">r</w:t>
+      </w:r>
+      <w:r>
+        <w:rPr>
+          <w:rFonts w:ascii="Arial" w:hAnsi="Arial" w:cs="Arial"/>
+          <w:b w:val="0"/>
+          <w:i w:val="0"/>
+          <w:color w:val="333333"/>
+          <w:sz w:val="21"/>
+          <w:vertAlign w:val="subscript"/>
+        </w:rPr>
+        <w:t xml:space="preserve">grid</w:t>
+      </w:r>
+      <w:r>
+        <w:rPr>
+          <w:rFonts w:ascii="Arial" w:hAnsi="Arial" w:cs="Arial"/>
+          <w:b w:val="0"/>
+          <w:i w:val="0"/>
+          <w:color w:val="333333"/>
+          <w:sz w:val="21"/>
+        </w:rPr>
+        <w:t xml:space="preserve"> = np.linspace(0.5, 2, 10000); </w:t>
+      </w:r>
+      <w:r>
+        <w:rPr>
+          <w:rFonts w:ascii="Arial" w:hAnsi="Arial" w:cs="Arial"/>
+          <w:b w:val="0"/>
+          <w:i w:val="0"/>
+          <w:color w:val="333333"/>
+          <w:sz w:val="21"/>
+        </w:rPr>
+        <w:t xml:space="preserve">R</w:t>
+      </w:r>
+      <w:r>
+        <w:rPr>
+          <w:rFonts w:ascii="Arial" w:hAnsi="Arial" w:cs="Arial"/>
+          <w:b w:val="0"/>
+          <w:i w:val="0"/>
+          <w:color w:val="333333"/>
+          <w:sz w:val="21"/>
+          <w:vertAlign w:val="subscript"/>
+        </w:rPr>
+        <w:t xml:space="preserve">grid</w:t>
+      </w:r>
+      <w:r>
+        <w:rPr>
+          <w:rFonts w:ascii="Arial" w:hAnsi="Arial" w:cs="Arial"/>
+          <w:b w:val="0"/>
+          <w:i w:val="0"/>
+          <w:color w:val="333333"/>
+          <w:sz w:val="21"/>
+        </w:rPr>
+        <w:t xml:space="preserve"> = </w:t>
+      </w:r>
+      <w:r>
+        <w:rPr>
+          <w:rFonts w:ascii="Arial" w:hAnsi="Arial" w:cs="Arial"/>
+          <w:b w:val="0"/>
+          <w:i w:val="0"/>
+          <w:color w:val="333333"/>
+          <w:sz w:val="21"/>
+        </w:rPr>
+        <w:t xml:space="preserve">R</w:t>
+      </w:r>
+      <w:r>
+        <w:rPr>
+          <w:rFonts w:ascii="Arial" w:hAnsi="Arial" w:cs="Arial"/>
+          <w:b w:val="0"/>
+          <w:i w:val="0"/>
+          <w:color w:val="333333"/>
+          <w:sz w:val="21"/>
+          <w:vertAlign w:val="subscript"/>
+        </w:rPr>
+        <w:t xml:space="preserve">fn</w:t>
+      </w:r>
+      <w:r>
+        <w:rPr>
+          <w:rFonts w:ascii="Arial" w:hAnsi="Arial" w:cs="Arial"/>
+          <w:b w:val="0"/>
+          <w:i w:val="0"/>
+          <w:color w:val="333333"/>
+          <w:sz w:val="21"/>
+        </w:rPr>
+        <w:t xml:space="preserve">(</w:t>
+      </w:r>
+      <w:r>
+        <w:rPr>
+          <w:rFonts w:ascii="Arial" w:hAnsi="Arial" w:cs="Arial"/>
+          <w:b w:val="0"/>
+          <w:i w:val="0"/>
+          <w:color w:val="333333"/>
+          <w:sz w:val="21"/>
+        </w:rPr>
+        <w:t xml:space="preserve">r</w:t>
+      </w:r>
+      <w:r>
+        <w:rPr>
+          <w:rFonts w:ascii="Arial" w:hAnsi="Arial" w:cs="Arial"/>
+          <w:b w:val="0"/>
+          <w:i w:val="0"/>
+          <w:color w:val="333333"/>
+          <w:sz w:val="21"/>
+          <w:vertAlign w:val="subscript"/>
+        </w:rPr>
+        <w:t xml:space="preserve">grid</w:t>
+      </w:r>
+      <w:r>
+        <w:rPr>
+          <w:rFonts w:ascii="Arial" w:hAnsi="Arial" w:cs="Arial"/>
+          <w:b w:val="0"/>
+          <w:i w:val="0"/>
+          <w:color w:val="333333"/>
+          <w:sz w:val="21"/>
+        </w:rPr>
+        <w:t xml:space="preserve">, 0.08); idx_max = np.argmax(R_grid); r_max_numerik = </w:t>
+      </w:r>
+      <w:r>
+        <w:rPr>
+          <w:rFonts w:ascii="Arial" w:hAnsi="Arial" w:cs="Arial"/>
+          <w:b w:val="0"/>
+          <w:i w:val="0"/>
+          <w:color w:val="333333"/>
+          <w:sz w:val="21"/>
+        </w:rPr>
+        <w:t xml:space="preserve">r</w:t>
+      </w:r>
+      <w:r>
+        <w:rPr>
+          <w:rFonts w:ascii="Arial" w:hAnsi="Arial" w:cs="Arial"/>
+          <w:b w:val="0"/>
+          <w:i w:val="0"/>
+          <w:color w:val="333333"/>
+          <w:sz w:val="21"/>
+          <w:vertAlign w:val="subscript"/>
+        </w:rPr>
+        <w:t xml:space="preserve">grid</w:t>
+      </w:r>
+      <w:r>
+        <w:rPr>
+          <w:rFonts w:ascii="Arial" w:hAnsi="Arial" w:cs="Arial"/>
+          <w:b w:val="0"/>
+          <w:i w:val="0"/>
+          <w:color w:val="333333"/>
+          <w:sz w:val="21"/>
+        </w:rPr>
+        <w:t xml:space="preserve">[idx_max]; R_max_numerik = </w:t>
+      </w:r>
+      <w:r>
+        <w:rPr>
+          <w:rFonts w:ascii="Arial" w:hAnsi="Arial" w:cs="Arial"/>
+          <w:b w:val="0"/>
+          <w:i w:val="0"/>
+          <w:color w:val="333333"/>
+          <w:sz w:val="21"/>
+        </w:rPr>
+        <w:t xml:space="preserve">R</w:t>
+      </w:r>
+      <w:r>
+        <w:rPr>
+          <w:rFonts w:ascii="Arial" w:hAnsi="Arial" w:cs="Arial"/>
+          <w:b w:val="0"/>
+          <w:i w:val="0"/>
+          <w:color w:val="333333"/>
+          <w:sz w:val="21"/>
+          <w:vertAlign w:val="subscript"/>
+        </w:rPr>
+        <w:t xml:space="preserve">grid</w:t>
+      </w:r>
+      <w:r>
+        <w:rPr>
+          <w:rFonts w:ascii="Arial" w:hAnsi="Arial" w:cs="Arial"/>
+          <w:b w:val="0"/>
+          <w:i w:val="0"/>
+          <w:color w:val="333333"/>
+          <w:sz w:val="21"/>
+        </w:rPr>
+        <w:t xml:space="preserve">[idx_max]; bandingkan dengan rumus analitik C8.</w:t>
       </w:r>
     </w:p>
     <w:p>
@@ -10270,7 +12043,63 @@
           <w:i w:val="0"/>
           <w:sz w:val="22"/>
         </w:rPr>
-        <w:t>Implementasikan simulasi run-up turbin dari awal memakai RK4 manual (tanpa scipy.integrate.odeint), parameter M=2000, m0e=0,05, k=2e7, c=8000, dengan ω(t) naik linear dari 0 ke 314 rad/s dalam 5 detik lalu konstan, dt=0,001, t_max=8. Cari amplitudo puncak Xmax dan waktu t_max saat puncak terjadi, cetak keduanya, dan bandingkan dengan nilai referensi modul (Xmax sekitar 0,327 mm pada t sekitar 1,83 s).</w:t>
+        <w:t xml:space="preserve">Implementasikan simulasi run-up turbin dari awal memakai RK4 manual (tanpa scipy.integrate.odeint), parameter M=2000, m0e=0,05, k=2e7, c=8000, dengan ω(t) naik linear dari 0 ke 314 rad/s dalam 5 detik lalu konstan, dt=0,001, </w:t>
+      </w:r>
+      <w:r>
+        <w:rPr>
+          <w:rFonts w:ascii="Arial" w:hAnsi="Arial" w:cs="Arial"/>
+          <w:b w:val="0"/>
+          <w:i w:val="0"/>
+          <w:sz w:val="22"/>
+        </w:rPr>
+        <w:t xml:space="preserve">t</w:t>
+      </w:r>
+      <w:r>
+        <w:rPr>
+          <w:rFonts w:ascii="Arial" w:hAnsi="Arial" w:cs="Arial"/>
+          <w:b w:val="0"/>
+          <w:i w:val="0"/>
+          <w:sz w:val="22"/>
+          <w:vertAlign w:val="subscript"/>
+        </w:rPr>
+        <w:t xml:space="preserve">max</w:t>
+      </w:r>
+      <w:r>
+        <w:rPr>
+          <w:rFonts w:ascii="Arial" w:hAnsi="Arial" w:cs="Arial"/>
+          <w:b w:val="0"/>
+          <w:i w:val="0"/>
+          <w:sz w:val="22"/>
+        </w:rPr>
+        <w:t xml:space="preserve">=8. Cari amplitudo puncak Xmax dan waktu </w:t>
+      </w:r>
+      <w:r>
+        <w:rPr>
+          <w:rFonts w:ascii="Arial" w:hAnsi="Arial" w:cs="Arial"/>
+          <w:b w:val="0"/>
+          <w:i w:val="0"/>
+          <w:sz w:val="22"/>
+        </w:rPr>
+        <w:t xml:space="preserve">t</w:t>
+      </w:r>
+      <w:r>
+        <w:rPr>
+          <w:rFonts w:ascii="Arial" w:hAnsi="Arial" w:cs="Arial"/>
+          <w:b w:val="0"/>
+          <w:i w:val="0"/>
+          <w:sz w:val="22"/>
+          <w:vertAlign w:val="subscript"/>
+        </w:rPr>
+        <w:t xml:space="preserve">max</w:t>
+      </w:r>
+      <w:r>
+        <w:rPr>
+          <w:rFonts w:ascii="Arial" w:hAnsi="Arial" w:cs="Arial"/>
+          <w:b w:val="0"/>
+          <w:i w:val="0"/>
+          <w:sz w:val="22"/>
+        </w:rPr>
+        <w:t xml:space="preserve"> saat puncak terjadi, cetak keduanya, dan bandingkan dengan nilai referensi modul (Xmax sekitar 0,327 mm pada t sekitar 1,83 s).</w:t>
       </w:r>
     </w:p>
     <w:p>
@@ -10306,7 +12135,7 @@
           <w:color w:val="333333"/>
           <w:sz w:val="21"/>
         </w:rPr>
-        <w:t>Definisikan omega_t(t) dan phase_t(t) (integral omega terhadap waktu, sesuai Cell 4) sebagai fungsi terpisah, F(t)=m0e*omega_t(t)**2*np.sin(phase_t(t)), lalu jalankan RK4 manual pada M*xdd+c*xd+k*x=F(t) langkah demi langkah, ambil max(np.abs(x_history)) dan waktu argmax-nya.</w:t>
+        <w:t xml:space="preserve">Definisikan omega_t(t) dan phase_t(t) (integral ω terhadap waktu, sesuai Cell 4) sebagai fungsi terpisah, F(t)=m0e·omega_t(t)**2·np.sin(phase_t(t)), lalu jalankan RK4 manual pada M·xdd+c·xd+k·x=F(t) langkah demi langkah, ambil max(np.abs(x_history)) dan waktu argmax-nya.</w:t>
       </w:r>
     </w:p>
     <w:p>

--- a/Getaran-Mekanik/Modul-Word/Modul-6-Eksitasi-Base-Motion-dan-Rotating-Unbalance.docx
+++ b/Getaran-Mekanik/Modul-Word/Modul-6-Eksitasi-Base-Motion-dan-Rotating-Unbalance.docx
@@ -10420,7 +10420,7 @@
           <w:color w:val="333333"/>
           <w:sz w:val="21"/>
         </w:rPr>
-        <w:t xml:space="preserve">omega_n = np.sqrt(k/m); c_c = 2·np.sqrt(k*m); ζ = c/c_c.</w:t>
+        <w:t xml:space="preserve">omega_n = np.sqrt(k/m); c_c = 2*np.sqrt(k*m); ζ = c/c_c.</w:t>
       </w:r>
     </w:p>
     <w:p>
@@ -10480,7 +10480,7 @@
           <w:color w:val="333333"/>
           <w:sz w:val="21"/>
         </w:rPr>
-        <w:t xml:space="preserve">v = 60/3.6; ω = 2·np.pi·v/L; r = ω/omega_n.</w:t>
+        <w:t xml:space="preserve">v = 60/3.6; ω = 2*np.pi*v/L; r = ω/omega_n.</w:t>
       </w:r>
     </w:p>
     <w:p>
@@ -10540,7 +10540,7 @@
           <w:color w:val="333333"/>
           <w:sz w:val="21"/>
         </w:rPr>
-        <w:t xml:space="preserve">Td = np.sqrt(1+(2*zeta*r)**2)/np.sqrt((1-r**2)**2+(2*zeta*r)**2); X = Td·Y.</w:t>
+        <w:t>Td = np.sqrt(1+(2*zeta*r)**2)/np.sqrt((1-r**2)**2+(2*zeta*r)**2); X = Td*Y.</w:t>
       </w:r>
     </w:p>
     <w:p>
@@ -10693,7 +10693,7 @@
           <w:color w:val="333333"/>
           <w:sz w:val="21"/>
         </w:rPr>
-        <w:t xml:space="preserve"> = np.sqrt(1+4*zeta**2)/(2·ζ); selisih = abs(</w:t>
+        <w:t xml:space="preserve"> = np.sqrt(1+4*zeta**2)/(2*ζ); selisih = abs(</w:t>
       </w:r>
       <w:r>
         <w:rPr>
@@ -10965,7 +10965,7 @@
           <w:color w:val="333333"/>
           <w:sz w:val="21"/>
         </w:rPr>
-        <w:t xml:space="preserve"> = np.sqrt(k2/M); ω = 800·2·np.pi/60; r = ω/</w:t>
+        <w:t xml:space="preserve"> = np.sqrt(k2/M); ω = 800*2*np.pi/60; r = ω/</w:t>
       </w:r>
       <w:r>
         <w:rPr>
@@ -11084,7 +11084,7 @@
           <w:color w:val="333333"/>
           <w:sz w:val="21"/>
         </w:rPr>
-        <w:t xml:space="preserve">R = r**2/np.sqrt((1-r**2)**2+(2*zeta2*r)**2); X = R·m0·e/M; </w:t>
+        <w:t xml:space="preserve">R = r**2/np.sqrt((1-r**2)**2+(2*zeta2*r)**2); X = R*m0*e/M; </w:t>
       </w:r>
       <w:r>
         <w:rPr>
@@ -11115,7 +11115,7 @@
           <w:color w:val="333333"/>
           <w:sz w:val="21"/>
         </w:rPr>
-        <w:t xml:space="preserve"> = m0·e/M.</w:t>
+        <w:t xml:space="preserve"> = m0*e/M.</w:t>
       </w:r>
     </w:p>
     <w:p>
@@ -11206,7 +11206,7 @@
           <w:color w:val="333333"/>
           <w:sz w:val="21"/>
         </w:rPr>
-        <w:t xml:space="preserve"> = 1/(2·zeta2·np.sqrt(1-zeta2**2)).</w:t>
+        <w:t xml:space="preserve"> = 1/(2*zeta2*np.sqrt(1-zeta2**2)).</w:t>
       </w:r>
     </w:p>
     <w:p>
@@ -11325,7 +11325,7 @@
           <w:color w:val="333333"/>
           <w:sz w:val="21"/>
         </w:rPr>
-        <w:t xml:space="preserve"> = 400·2·np.pi/60; F800 = m0·e·ω**2; F400 = m0·e·</w:t>
+        <w:t xml:space="preserve"> = 400*2*np.pi/60; F800 = m0*e*ω**2; F400 = m0*e*</w:t>
       </w:r>
       <w:r>
         <w:rPr>
@@ -11416,7 +11416,7 @@
           <w:color w:val="333333"/>
           <w:sz w:val="21"/>
         </w:rPr>
-        <w:t xml:space="preserve">omega_n = np.sqrt(k/M); ζ = c/(2·np.sqrt(k*M)); </w:t>
+        <w:t xml:space="preserve">omega_n = np.sqrt(k/M); ζ = c/(2*np.sqrt(k*M)); </w:t>
       </w:r>
       <w:r>
         <w:rPr>
@@ -11447,7 +11447,7 @@
           <w:color w:val="333333"/>
           <w:sz w:val="21"/>
         </w:rPr>
-        <w:t xml:space="preserve"> = 1/(2·ζ).</w:t>
+        <w:t xml:space="preserve"> = 1/(2*ζ).</w:t>
       </w:r>
     </w:p>
     <w:p>
@@ -11625,7 +11625,7 @@
           <w:color w:val="333333"/>
           <w:sz w:val="21"/>
         </w:rPr>
-        <w:t xml:space="preserve">(t)=k·Y·np.sin(omega*t)+c·Y·ω·np.cos(omega*t), lalu jalankan loop RK4 seperti Pertemuan 4, ambil x pada indeks bulat(2.0/dt), bandingkan dengan Td·Y.</w:t>
+        <w:t xml:space="preserve">(t)=k*Y*np.sin(omega*t)+c*Y*ω*np.cos(omega*t), lalu jalankan loop RK4 seperti Pertemuan 4, ambil x pada indeks bulat(2.0/dt), bandingkan dengan Td*Y.</w:t>
       </w:r>
     </w:p>
     <w:p>
@@ -12135,7 +12135,7 @@
           <w:color w:val="333333"/>
           <w:sz w:val="21"/>
         </w:rPr>
-        <w:t xml:space="preserve">Definisikan omega_t(t) dan phase_t(t) (integral ω terhadap waktu, sesuai Cell 4) sebagai fungsi terpisah, F(t)=m0e·omega_t(t)**2·np.sin(phase_t(t)), lalu jalankan RK4 manual pada M·xdd+c·xd+k·x=F(t) langkah demi langkah, ambil max(np.abs(x_history)) dan waktu argmax-nya.</w:t>
+        <w:t xml:space="preserve">Definisikan omega_t(t) dan phase_t(t) (integral ω terhadap waktu, sesuai Cell 4) sebagai fungsi terpisah, F(t)=m0e*omega_t(t)**2*np.sin(phase_t(t)), lalu jalankan RK4 manual pada M*xdd+c*xd+k*x=F(t) langkah demi langkah, ambil max(np.abs(x_history)) dan waktu argmax-nya.</w:t>
       </w:r>
     </w:p>
     <w:p>

--- a/Getaran-Mekanik/Modul-Word/Modul-6-Eksitasi-Base-Motion-dan-Rotating-Unbalance.docx
+++ b/Getaran-Mekanik/Modul-Word/Modul-6-Eksitasi-Base-Motion-dan-Rotating-Unbalance.docx
@@ -2957,8 +2957,11 @@
     </w:p>
     <w:p>
       <w:pPr>
+        <w:tabs>
+          <w:tab w:val="center" w:pos="4393"/>
+          <w:tab w:val="right" w:pos="8787"/>
+        </w:tabs>
         <w:spacing w:before="40" w:after="120"/>
-        <w:jc w:val="center"/>
       </w:pPr>
       <w:r>
         <w:rPr>
@@ -2968,7 +2971,7 @@
           <w:color w:val="305496"/>
           <w:sz w:val="22"/>
         </w:rPr>
-        <w:t>m·ẍ + c·(ẋ−ẏ) + k·(x−y) = 0</w:t>
+        <w:tab/>
       </w:r>
       <w:r>
         <w:rPr>
@@ -2978,7 +2981,18 @@
           <w:color w:val="305496"/>
           <w:sz w:val="22"/>
         </w:rPr>
-        <w:t xml:space="preserve">   (1)</w:t>
+        <w:t>m·ẍ + c·(ẋ−ẏ) + k·(x−y) = 0</w:t>
+      </w:r>
+      <w:r>
+        <w:rPr>
+          <w:rFonts w:ascii="Arial" w:hAnsi="Arial" w:cs="Arial"/>
+          <w:b/>
+          <w:i/>
+          <w:color w:val="305496"/>
+          <w:sz w:val="22"/>
+        </w:rPr>
+        <w:tab/>
+        <w:t xml:space="preserve">(1)</w:t>
       </w:r>
     </w:p>
     <w:p>
@@ -3007,8 +3021,11 @@
     </w:p>
     <w:p>
       <w:pPr>
+        <w:tabs>
+          <w:tab w:val="center" w:pos="4393"/>
+          <w:tab w:val="right" w:pos="8787"/>
+        </w:tabs>
         <w:spacing w:before="40" w:after="120"/>
-        <w:jc w:val="center"/>
       </w:pPr>
       <w:r>
         <w:rPr>
@@ -3018,7 +3035,7 @@
           <w:color w:val="305496"/>
           <w:sz w:val="22"/>
         </w:rPr>
-        <w:t>m·ẍ + c·ẋ + k·x = kY·sin(ωt) + cYω·cos(ωt)</w:t>
+        <w:tab/>
       </w:r>
       <w:r>
         <w:rPr>
@@ -3028,7 +3045,18 @@
           <w:color w:val="305496"/>
           <w:sz w:val="22"/>
         </w:rPr>
-        <w:t xml:space="preserve">   (2)</w:t>
+        <w:t>m·ẍ + c·ẋ + k·x = kY·sin(ωt) + cYω·cos(ωt)</w:t>
+      </w:r>
+      <w:r>
+        <w:rPr>
+          <w:rFonts w:ascii="Arial" w:hAnsi="Arial" w:cs="Arial"/>
+          <w:b/>
+          <w:i/>
+          <w:color w:val="305496"/>
+          <w:sz w:val="22"/>
+        </w:rPr>
+        <w:tab/>
+        <w:t xml:space="preserve">(2)</w:t>
       </w:r>
     </w:p>
     <w:p>
@@ -3066,8 +3094,11 @@
     </w:p>
     <w:p>
       <w:pPr>
+        <w:tabs>
+          <w:tab w:val="center" w:pos="4393"/>
+          <w:tab w:val="right" w:pos="8787"/>
+        </w:tabs>
         <w:spacing w:before="40" w:after="120"/>
-        <w:jc w:val="center"/>
       </w:pPr>
       <w:r>
         <w:rPr>
@@ -3077,7 +3108,7 @@
           <w:color w:val="305496"/>
           <w:sz w:val="22"/>
         </w:rPr>
-        <w:t xml:space="preserve"/>
+        <w:tab/>
       </w:r>
       <w:r>
         <w:rPr>
@@ -3087,7 +3118,7 @@
           <w:color w:val="305496"/>
           <w:sz w:val="22"/>
         </w:rPr>
-        <w:t xml:space="preserve">F</w:t>
+        <w:t xml:space="preserve"/>
       </w:r>
       <w:r>
         <w:rPr>
@@ -3096,9 +3127,8 @@
           <w:i/>
           <w:color w:val="305496"/>
           <w:sz w:val="22"/>
-          <w:vertAlign w:val="subscript"/>
-        </w:rPr>
-        <w:t xml:space="preserve">0</w:t>
+        </w:rPr>
+        <w:t xml:space="preserve">F</w:t>
       </w:r>
       <w:r>
         <w:rPr>
@@ -3107,8 +3137,9 @@
           <w:i/>
           <w:color w:val="305496"/>
           <w:sz w:val="22"/>
-        </w:rPr>
-        <w:t xml:space="preserve">,eff = Y·√(k² + c²ω²) = kY·√(1 + (2ζr)²)</w:t>
+          <w:vertAlign w:val="subscript"/>
+        </w:rPr>
+        <w:t xml:space="preserve">0</w:t>
       </w:r>
       <w:r>
         <w:rPr>
@@ -3118,7 +3149,18 @@
           <w:color w:val="305496"/>
           <w:sz w:val="22"/>
         </w:rPr>
-        <w:t xml:space="preserve">   (3)</w:t>
+        <w:t xml:space="preserve">,eff = Y·√(k² + c²ω²) = kY·√(1 + (2ζr)²)</w:t>
+      </w:r>
+      <w:r>
+        <w:rPr>
+          <w:rFonts w:ascii="Arial" w:hAnsi="Arial" w:cs="Arial"/>
+          <w:b/>
+          <w:i/>
+          <w:color w:val="305496"/>
+          <w:sz w:val="22"/>
+        </w:rPr>
+        <w:tab/>
+        <w:t xml:space="preserve">(3)</w:t>
       </w:r>
     </w:p>
     <w:p>
@@ -3212,8 +3254,11 @@
     </w:p>
     <w:p>
       <w:pPr>
+        <w:tabs>
+          <w:tab w:val="center" w:pos="4393"/>
+          <w:tab w:val="right" w:pos="8787"/>
+        </w:tabs>
         <w:spacing w:before="40" w:after="120"/>
-        <w:jc w:val="center"/>
       </w:pPr>
       <w:r>
         <w:rPr>
@@ -3223,7 +3268,7 @@
           <w:color w:val="305496"/>
           <w:sz w:val="22"/>
         </w:rPr>
-        <w:t>Td = X/Y = √(1 + (2ζr)²) / √((1−r²)² + (2ζr)²)</w:t>
+        <w:tab/>
       </w:r>
       <w:r>
         <w:rPr>
@@ -3233,7 +3278,18 @@
           <w:color w:val="305496"/>
           <w:sz w:val="22"/>
         </w:rPr>
-        <w:t xml:space="preserve">   (4)</w:t>
+        <w:t>Td = X/Y = √(1 + (2ζr)²) / √((1−r²)² + (2ζr)²)</w:t>
+      </w:r>
+      <w:r>
+        <w:rPr>
+          <w:rFonts w:ascii="Arial" w:hAnsi="Arial" w:cs="Arial"/>
+          <w:b/>
+          <w:i/>
+          <w:color w:val="305496"/>
+          <w:sz w:val="22"/>
+        </w:rPr>
+        <w:tab/>
+        <w:t xml:space="preserve">(4)</w:t>
       </w:r>
     </w:p>
     <w:p>
@@ -4103,8 +4159,11 @@
     </w:p>
     <w:p>
       <w:pPr>
+        <w:tabs>
+          <w:tab w:val="center" w:pos="4393"/>
+          <w:tab w:val="right" w:pos="8787"/>
+        </w:tabs>
         <w:spacing w:before="40" w:after="120"/>
-        <w:jc w:val="center"/>
       </w:pPr>
       <w:r>
         <w:rPr>
@@ -4114,7 +4173,7 @@
           <w:color w:val="305496"/>
           <w:sz w:val="22"/>
         </w:rPr>
-        <w:t>m·z̈ + c·ż + k·z = −m·ÿ = mYω²·sin(ωt)   ⟹   Z = Y·r²·DMF(r,ζ)</w:t>
+        <w:tab/>
       </w:r>
       <w:r>
         <w:rPr>
@@ -4124,7 +4183,18 @@
           <w:color w:val="305496"/>
           <w:sz w:val="22"/>
         </w:rPr>
-        <w:t xml:space="preserve">   (5)</w:t>
+        <w:t>m·z̈ + c·ż + k·z = −m·ÿ = mYω²·sin(ωt)   ⟹   Z = Y·r²·DMF(r,ζ)</w:t>
+      </w:r>
+      <w:r>
+        <w:rPr>
+          <w:rFonts w:ascii="Arial" w:hAnsi="Arial" w:cs="Arial"/>
+          <w:b/>
+          <w:i/>
+          <w:color w:val="305496"/>
+          <w:sz w:val="22"/>
+        </w:rPr>
+        <w:tab/>
+        <w:t xml:space="preserve">(5)</w:t>
       </w:r>
     </w:p>
     <w:p>
@@ -4309,8 +4379,11 @@
     </w:p>
     <w:p>
       <w:pPr>
+        <w:tabs>
+          <w:tab w:val="center" w:pos="4393"/>
+          <w:tab w:val="right" w:pos="8787"/>
+        </w:tabs>
         <w:spacing w:before="40" w:after="120"/>
-        <w:jc w:val="center"/>
       </w:pPr>
       <w:r>
         <w:rPr>
@@ -4320,7 +4393,7 @@
           <w:color w:val="305496"/>
           <w:sz w:val="22"/>
         </w:rPr>
-        <w:t xml:space="preserve">M·ẍ + c·ẋ + k·x = </w:t>
+        <w:tab/>
       </w:r>
       <w:r>
         <w:rPr>
@@ -4330,7 +4403,7 @@
           <w:color w:val="305496"/>
           <w:sz w:val="22"/>
         </w:rPr>
-        <w:t xml:space="preserve">m</w:t>
+        <w:t xml:space="preserve">M·ẍ + c·ẋ + k·x = </w:t>
       </w:r>
       <w:r>
         <w:rPr>
@@ -4339,9 +4412,8 @@
           <w:i/>
           <w:color w:val="305496"/>
           <w:sz w:val="22"/>
-          <w:vertAlign w:val="subscript"/>
-        </w:rPr>
-        <w:t xml:space="preserve">0</w:t>
+        </w:rPr>
+        <w:t xml:space="preserve">m</w:t>
       </w:r>
       <w:r>
         <w:rPr>
@@ -4350,8 +4422,9 @@
           <w:i/>
           <w:color w:val="305496"/>
           <w:sz w:val="22"/>
-        </w:rPr>
-        <w:t xml:space="preserve">·e·ω²·sin(ωt)</w:t>
+          <w:vertAlign w:val="subscript"/>
+        </w:rPr>
+        <w:t xml:space="preserve">0</w:t>
       </w:r>
       <w:r>
         <w:rPr>
@@ -4361,7 +4434,18 @@
           <w:color w:val="305496"/>
           <w:sz w:val="22"/>
         </w:rPr>
-        <w:t xml:space="preserve">   (6)</w:t>
+        <w:t xml:space="preserve">·e·ω²·sin(ωt)</w:t>
+      </w:r>
+      <w:r>
+        <w:rPr>
+          <w:rFonts w:ascii="Arial" w:hAnsi="Arial" w:cs="Arial"/>
+          <w:b/>
+          <w:i/>
+          <w:color w:val="305496"/>
+          <w:sz w:val="22"/>
+        </w:rPr>
+        <w:tab/>
+        <w:t xml:space="preserve">(6)</w:t>
       </w:r>
     </w:p>
     <w:p>
@@ -4427,8 +4511,11 @@
     </w:p>
     <w:p>
       <w:pPr>
+        <w:tabs>
+          <w:tab w:val="center" w:pos="4393"/>
+          <w:tab w:val="right" w:pos="8787"/>
+        </w:tabs>
         <w:spacing w:before="40" w:after="120"/>
-        <w:jc w:val="center"/>
       </w:pPr>
       <w:r>
         <w:rPr>
@@ -4438,7 +4525,7 @@
           <w:color w:val="305496"/>
           <w:sz w:val="22"/>
         </w:rPr>
-        <w:t xml:space="preserve">R = X·M / (</w:t>
+        <w:tab/>
       </w:r>
       <w:r>
         <w:rPr>
@@ -4448,7 +4535,7 @@
           <w:color w:val="305496"/>
           <w:sz w:val="22"/>
         </w:rPr>
-        <w:t xml:space="preserve">m</w:t>
+        <w:t xml:space="preserve">R = X·M / (</w:t>
       </w:r>
       <w:r>
         <w:rPr>
@@ -4457,9 +4544,8 @@
           <w:i/>
           <w:color w:val="305496"/>
           <w:sz w:val="22"/>
-          <w:vertAlign w:val="subscript"/>
-        </w:rPr>
-        <w:t xml:space="preserve">0</w:t>
+        </w:rPr>
+        <w:t xml:space="preserve">m</w:t>
       </w:r>
       <w:r>
         <w:rPr>
@@ -4468,8 +4554,9 @@
           <w:i/>
           <w:color w:val="305496"/>
           <w:sz w:val="22"/>
-        </w:rPr>
-        <w:t xml:space="preserve">·e) = r² / √((1−r²)² + (2ζr)²) = r²·DMF(r,ζ)</w:t>
+          <w:vertAlign w:val="subscript"/>
+        </w:rPr>
+        <w:t xml:space="preserve">0</w:t>
       </w:r>
       <w:r>
         <w:rPr>
@@ -4479,7 +4566,18 @@
           <w:color w:val="305496"/>
           <w:sz w:val="22"/>
         </w:rPr>
-        <w:t xml:space="preserve">   (7)</w:t>
+        <w:t xml:space="preserve">·e) = r² / √((1−r²)² + (2ζr)²) = r²·DMF(r,ζ)</w:t>
+      </w:r>
+      <w:r>
+        <w:rPr>
+          <w:rFonts w:ascii="Arial" w:hAnsi="Arial" w:cs="Arial"/>
+          <w:b/>
+          <w:i/>
+          <w:color w:val="305496"/>
+          <w:sz w:val="22"/>
+        </w:rPr>
+        <w:tab/>
+        <w:t xml:space="preserve">(7)</w:t>
       </w:r>
     </w:p>
     <w:p>
@@ -5433,8 +5531,11 @@
     </w:p>
     <w:p>
       <w:pPr>
+        <w:tabs>
+          <w:tab w:val="center" w:pos="4393"/>
+          <w:tab w:val="right" w:pos="8787"/>
+        </w:tabs>
         <w:spacing w:before="40" w:after="120"/>
-        <w:jc w:val="center"/>
       </w:pPr>
       <w:r>
         <w:rPr>
@@ -5444,7 +5545,7 @@
           <w:color w:val="305496"/>
           <w:sz w:val="22"/>
         </w:rPr>
-        <w:t>rmax = 1 / √(1 − 2ζ²),      Rmax = 1 / [2ζ·√(1 − ζ²)]</w:t>
+        <w:tab/>
       </w:r>
       <w:r>
         <w:rPr>
@@ -5454,7 +5555,18 @@
           <w:color w:val="305496"/>
           <w:sz w:val="22"/>
         </w:rPr>
-        <w:t xml:space="preserve">   (8)</w:t>
+        <w:t>rmax = 1 / √(1 − 2ζ²),      Rmax = 1 / [2ζ·√(1 − ζ²)]</w:t>
+      </w:r>
+      <w:r>
+        <w:rPr>
+          <w:rFonts w:ascii="Arial" w:hAnsi="Arial" w:cs="Arial"/>
+          <w:b/>
+          <w:i/>
+          <w:color w:val="305496"/>
+          <w:sz w:val="22"/>
+        </w:rPr>
+        <w:tab/>
+        <w:t xml:space="preserve">(8)</w:t>
       </w:r>
     </w:p>
     <w:p>

--- a/Getaran-Mekanik/Modul-Word/Modul-6-Eksitasi-Base-Motion-dan-Rotating-Unbalance.docx
+++ b/Getaran-Mekanik/Modul-Word/Modul-6-Eksitasi-Base-Motion-dan-Rotating-Unbalance.docx
@@ -2579,45 +2579,65 @@
     <w:p>
       <w:pPr>
         <w:pBdr>
-          <w:top w:val="single" w:sz="8" w:space="6" w:color="2E9E6B"/>
-          <w:left w:val="single" w:sz="8" w:space="6" w:color="2E9E6B"/>
-          <w:bottom w:val="single" w:sz="8" w:space="6" w:color="2E9E6B"/>
-          <w:right w:val="single" w:sz="8" w:space="6" w:color="2E9E6B"/>
+          <w:top w:val="single" w:sz="6" w:space="10" w:color="BFE3D0"/>
+          <w:left w:val="single" w:sz="24" w:space="12" w:color="1F7A55"/>
+          <w:bottom w:val="single" w:sz="6" w:space="10" w:color="BFE3D0"/>
+          <w:right w:val="single" w:sz="6" w:space="10" w:color="BFE3D0"/>
         </w:pBdr>
-        <w:shd w:val="clear" w:fill="EAF7F0"/>
-        <w:spacing w:before="80" w:after="240"/>
-      </w:pPr>
-      <w:r>
-        <w:rPr>
-          <w:rFonts w:ascii="Arial" w:hAnsi="Arial" w:cs="Arial"/>
-          <w:b/>
-          <w:i w:val="0"/>
-          <w:color w:val="1F3864"/>
-          <w:sz w:val="21"/>
-        </w:rPr>
-        <w:t xml:space="preserve">🔗 Modul Interaktif: </w:t>
+        <w:shd w:val="clear" w:fill="F1FAF5"/>
+        <w:spacing w:before="140" w:after="60" w:line="264" w:lineRule="auto"/>
+        <w:ind w:left="170" w:right="170"/>
+        <w:jc w:val="left"/>
+      </w:pPr>
+      <w:r>
+        <w:rPr>
+          <w:rFonts w:ascii="Arial" w:hAnsi="Arial" w:cs="Arial"/>
+          <w:b/>
+          <w:i w:val="0"/>
+          <w:color w:val="1F7A55"/>
+          <w:sz w:val="17"/>
+          <w:spacing w:val="30"/>
+        </w:rPr>
+        <w:t xml:space="preserve">🔗 MODUL INTERAKTIF</w:t>
+      </w:r>
+      <w:r>
+        <w:br/>
       </w:r>
       <w:hyperlink r:id="rId19">
         <w:r>
           <w:rPr>
             <w:rFonts w:ascii="Arial" w:hAnsi="Arial" w:cs="Arial"/>
-            <w:sz w:val="22"/>
+            <w:b/>
             <w:color w:val="0563C1"/>
+            <w:sz w:val="20"/>
             <w:u w:val="single"/>
-            <w:b/>
           </w:rPr>
           <w:t xml:space="preserve">https://dedik-romahadi.github.io/Mechanical-Engineering-Courses/Getaran-Mekanik/Modul/Modul-6.html</w:t>
         </w:r>
       </w:hyperlink>
-      <w:r>
-        <w:rPr>
-          <w:rFonts w:ascii="Arial" w:hAnsi="Arial" w:cs="Arial"/>
-          <w:b w:val="0"/>
-          <w:i w:val="0"/>
-          <w:color w:val="333333"/>
-          <w:sz w:val="20"/>
-        </w:rPr>
-        <w:t>. Pada layar masuk, pilih tombol “👁️ Mode Preview (Tanpa Login)” untuk melihat modul lengkap (animasi, kalkulator interaktif, editor kode Python langsung di browser) tanpa perlu akun. Soal pada Mode Preview bersifat tampilan saja; jawaban benar/salah dan poin tidak aktif.</w:t>
+    </w:p>
+    <w:p>
+      <w:pPr>
+        <w:pBdr>
+          <w:top w:val="single" w:sz="6" w:space="10" w:color="BFE3D0"/>
+          <w:left w:val="single" w:sz="24" w:space="12" w:color="1F7A55"/>
+          <w:bottom w:val="single" w:sz="6" w:space="10" w:color="BFE3D0"/>
+          <w:right w:val="single" w:sz="6" w:space="10" w:color="BFE3D0"/>
+        </w:pBdr>
+        <w:shd w:val="clear" w:fill="F1FAF5"/>
+        <w:spacing w:before="0" w:after="140" w:line="264" w:lineRule="auto"/>
+        <w:ind w:left="170" w:right="170"/>
+        <w:jc w:val="left"/>
+      </w:pPr>
+      <w:r>
+        <w:rPr>
+          <w:rFonts w:ascii="Arial" w:hAnsi="Arial" w:cs="Arial"/>
+          <w:b w:val="0"/>
+          <w:i w:val="0"/>
+          <w:color w:val="44525F"/>
+          <w:sz w:val="19"/>
+        </w:rPr>
+        <w:t xml:space="preserve">Pada layar masuk, pilih tombol “👁️ Mode Preview (Tanpa Login)” untuk melihat modul lengkap (animasi, kalkulator interaktif, editor kode Python langsung di browser) tanpa perlu akun. Soal pada Mode Preview bersifat tampilan saja; jawaban benar/salah dan poin tidak aktif.</w:t>
       </w:r>
     </w:p>
     <w:p>
